--- a/1952.10/1952年10月29日，在视察徐州市时的谈话__LLM初注.docx
+++ b/1952.10/1952年10月29日，在视察徐州市时的谈话__LLM初注.docx
@@ -40,11 +40,20 @@
       <w:r>
         <w:rPr>
           <w:rStyle w:val="FootnoteReference"/>
-        </w:rPr>
+          <w:vertAlign w:val="superscript"/>
+        </w:rPr>
+        <w:t>[</w:t>
         <w:footnoteReference w:id="13"/>
-      </w:r>
-      <w:r>
-        <w:rPr/>
+        <w:t>]</w:t>
+      </w:r>
+      <w:r>
+        <w:rPr>
+          <w:rFonts w:hint="eastAsia" w:ascii="黑体" w:hAnsi="黑体" w:eastAsia="黑体" w:cs="黑体"/>
+          <w:sz w:val="44"/>
+          <w:szCs w:val="44"/>
+          <w:vertAlign w:val="baseline"/>
+          <w:lang w:val="en-US" w:eastAsia="zh-CN"/>
+        </w:rPr>
         <w:t xml:space="preserve">市时的谈话</w:t>
       </w:r>
       <w:r>
@@ -59,13 +68,16 @@
       </w:r>
       <w:r>
         <w:rPr>
+          <w:rStyle w:val="FootnoteReference"/>
           <w:rFonts w:hint="eastAsia" w:ascii="仿宋" w:hAnsi="仿宋" w:eastAsia="仿宋" w:cs="仿宋"/>
           <w:sz w:val="36"/>
           <w:szCs w:val="36"/>
           <w:vertAlign w:val="superscript"/>
           <w:lang w:val="en-US" w:eastAsia="zh-CN"/>
         </w:rPr>
+        <w:t>[</w:t>
         <w:footnoteReference w:id="0"/>
+        <w:t>]</w:t>
       </w:r>
       <w:r>
         <w:rPr>
@@ -158,11 +170,18 @@
       <w:r>
         <w:rPr>
           <w:rStyle w:val="FootnoteReference"/>
-        </w:rPr>
+          <w:vertAlign w:val="superscript"/>
+        </w:rPr>
+        <w:t>[</w:t>
         <w:footnoteReference w:id="12"/>
-      </w:r>
-      <w:r>
-        <w:rPr/>
+        <w:t>]</w:t>
+      </w:r>
+      <w:r>
+        <w:rPr>
+          <w:rFonts w:hint="eastAsia" w:ascii="仿宋" w:hAnsi="仿宋" w:eastAsia="仿宋"/>
+          <w:sz w:val="32"/>
+          <w:szCs w:val="32"/>
+        </w:rPr>
         <w:t xml:space="preserve">和徐州市委书记华诚一、市长张光中</w:t>
       </w:r>
       <w:r>
@@ -607,11 +626,18 @@
       <w:r>
         <w:rPr>
           <w:rStyle w:val="FootnoteReference"/>
-        </w:rPr>
+          <w:vertAlign w:val="superscript"/>
+        </w:rPr>
+        <w:t>[</w:t>
         <w:footnoteReference w:id="14"/>
-      </w:r>
-      <w:r>
-        <w:rPr/>
+        <w:t>]</w:t>
+      </w:r>
+      <w:r>
+        <w:rPr>
+          <w:rFonts w:hint="eastAsia" w:ascii="仿宋" w:hAnsi="仿宋" w:eastAsia="仿宋"/>
+          <w:sz w:val="32"/>
+          <w:szCs w:val="32"/>
+        </w:rPr>
         <w:t xml:space="preserve">，你们徐州即为一州。”</w:t>
       </w:r>
     </w:p>
@@ -658,20 +684,23 @@
       </w:r>
       <w:r>
         <w:rPr>
+          <w:rStyle w:val="FootnoteReference"/>
+          <w:rFonts w:hint="eastAsia" w:ascii="仿宋" w:hAnsi="仿宋" w:eastAsia="仿宋"/>
+          <w:sz w:val="32"/>
+          <w:szCs w:val="32"/>
+          <w:vertAlign w:val="superscript"/>
+        </w:rPr>
+        <w:t>[</w:t>
+        <w:footnoteReference w:id="1"/>
+        <w:t>]</w:t>
+      </w:r>
+      <w:r>
+        <w:rPr>
           <w:rStyle w:val="8"/>
           <w:rFonts w:hint="eastAsia" w:ascii="仿宋" w:hAnsi="仿宋" w:eastAsia="仿宋"/>
           <w:sz w:val="32"/>
           <w:szCs w:val="32"/>
         </w:rPr>
-        <w:footnoteReference w:id="1"/>
-      </w:r>
-      <w:r>
-        <w:rPr>
-          <w:rStyle w:val="8"/>
-          <w:rFonts w:hint="eastAsia" w:ascii="仿宋" w:hAnsi="仿宋" w:eastAsia="仿宋"/>
-          <w:sz w:val="32"/>
-          <w:szCs w:val="32"/>
-        </w:rPr>
         <w:t>]</w:t>
       </w:r>
       <w:r>
@@ -685,11 +714,18 @@
       <w:r>
         <w:rPr>
           <w:rStyle w:val="FootnoteReference"/>
-        </w:rPr>
+          <w:vertAlign w:val="superscript"/>
+        </w:rPr>
+        <w:t>[</w:t>
         <w:footnoteReference w:id="15"/>
-      </w:r>
-      <w:r>
-        <w:rPr/>
+        <w:t>]</w:t>
+      </w:r>
+      <w:r>
+        <w:rPr>
+          <w:rFonts w:hint="eastAsia" w:ascii="仿宋" w:hAnsi="仿宋" w:eastAsia="仿宋"/>
+          <w:sz w:val="32"/>
+          <w:szCs w:val="32"/>
+        </w:rPr>
         <w:t xml:space="preserve">，这块土地的开山人物。”</w:t>
       </w:r>
     </w:p>
@@ -756,12 +792,32 @@
       </w:r>
       <w:r>
         <w:rPr>
+          <w:rStyle w:val="FootnoteReference"/>
+          <w:rFonts w:hint="eastAsia" w:ascii="仿宋" w:hAnsi="仿宋" w:eastAsia="仿宋"/>
+          <w:sz w:val="32"/>
+          <w:szCs w:val="32"/>
+          <w:vertAlign w:val="superscript"/>
+        </w:rPr>
+        <w:t>[</w:t>
+        <w:footnoteReference w:id="2"/>
+        <w:t>]</w:t>
+      </w:r>
+      <w:r>
+        <w:rPr>
           <w:rStyle w:val="8"/>
           <w:rFonts w:hint="eastAsia" w:ascii="仿宋" w:hAnsi="仿宋" w:eastAsia="仿宋"/>
           <w:sz w:val="32"/>
           <w:szCs w:val="32"/>
         </w:rPr>
-        <w:footnoteReference w:id="2"/>
+        <w:t>]</w:t>
+      </w:r>
+      <w:r>
+        <w:rPr>
+          <w:rFonts w:hint="eastAsia" w:ascii="仿宋" w:hAnsi="仿宋" w:eastAsia="仿宋"/>
+          <w:sz w:val="32"/>
+          <w:szCs w:val="32"/>
+        </w:rPr>
+        <w:t>的玄孙，祝融吴回的孙子，陆终氏的第三子。他的母亲嬇</w:t>
       </w:r>
       <w:r>
         <w:rPr>
@@ -770,68 +826,57 @@
           <w:sz w:val="32"/>
           <w:szCs w:val="32"/>
         </w:rPr>
+        <w:t>[</w:t>
+      </w:r>
+      <w:r>
+        <w:rPr>
+          <w:rStyle w:val="FootnoteReference"/>
+          <w:rFonts w:hint="eastAsia" w:ascii="仿宋" w:hAnsi="仿宋" w:eastAsia="仿宋"/>
+          <w:sz w:val="32"/>
+          <w:szCs w:val="32"/>
+          <w:vertAlign w:val="superscript"/>
+        </w:rPr>
+        <w:t>[</w:t>
+        <w:footnoteReference w:id="3"/>
         <w:t>]</w:t>
       </w:r>
       <w:r>
         <w:rPr>
-          <w:rFonts w:hint="eastAsia" w:ascii="仿宋" w:hAnsi="仿宋" w:eastAsia="仿宋"/>
-          <w:sz w:val="32"/>
-          <w:szCs w:val="32"/>
-        </w:rPr>
-        <w:t>的玄孙，祝融吴回的孙子，陆终氏的第三子。他的母亲嬇</w:t>
-      </w:r>
-      <w:r>
-        <w:rPr>
           <w:rStyle w:val="8"/>
           <w:rFonts w:hint="eastAsia" w:ascii="仿宋" w:hAnsi="仿宋" w:eastAsia="仿宋"/>
           <w:sz w:val="32"/>
           <w:szCs w:val="32"/>
         </w:rPr>
+        <w:t>]</w:t>
+      </w:r>
+      <w:r>
+        <w:rPr>
+          <w:rFonts w:hint="eastAsia" w:ascii="仿宋" w:hAnsi="仿宋" w:eastAsia="仿宋"/>
+          <w:sz w:val="32"/>
+          <w:szCs w:val="32"/>
+        </w:rPr>
+        <w:t>氏是鬼方人。这鬼方是华夏民族西部、北部的强梁外族，也就是犬戎、玁狁</w:t>
+      </w:r>
+      <w:r>
+        <w:rPr>
+          <w:rStyle w:val="8"/>
+          <w:rFonts w:hint="eastAsia" w:ascii="仿宋" w:hAnsi="仿宋" w:eastAsia="仿宋"/>
+          <w:sz w:val="32"/>
+          <w:szCs w:val="32"/>
+        </w:rPr>
         <w:t>[</w:t>
       </w:r>
       <w:r>
         <w:rPr>
-          <w:rStyle w:val="8"/>
-          <w:rFonts w:hint="eastAsia" w:ascii="仿宋" w:hAnsi="仿宋" w:eastAsia="仿宋"/>
-          <w:sz w:val="32"/>
-          <w:szCs w:val="32"/>
-        </w:rPr>
-        <w:footnoteReference w:id="3"/>
-      </w:r>
-      <w:r>
-        <w:rPr>
-          <w:rStyle w:val="8"/>
-          <w:rFonts w:hint="eastAsia" w:ascii="仿宋" w:hAnsi="仿宋" w:eastAsia="仿宋"/>
-          <w:sz w:val="32"/>
-          <w:szCs w:val="32"/>
-        </w:rPr>
+          <w:rStyle w:val="FootnoteReference"/>
+          <w:rFonts w:hint="eastAsia" w:ascii="仿宋" w:hAnsi="仿宋" w:eastAsia="仿宋"/>
+          <w:sz w:val="32"/>
+          <w:szCs w:val="32"/>
+          <w:vertAlign w:val="superscript"/>
+        </w:rPr>
+        <w:t>[</w:t>
+        <w:footnoteReference w:id="4"/>
         <w:t>]</w:t>
-      </w:r>
-      <w:r>
-        <w:rPr>
-          <w:rFonts w:hint="eastAsia" w:ascii="仿宋" w:hAnsi="仿宋" w:eastAsia="仿宋"/>
-          <w:sz w:val="32"/>
-          <w:szCs w:val="32"/>
-        </w:rPr>
-        <w:t>氏是鬼方人。这鬼方是华夏民族西部、北部的强梁外族，也就是犬戎、玁狁</w:t>
-      </w:r>
-      <w:r>
-        <w:rPr>
-          <w:rStyle w:val="8"/>
-          <w:rFonts w:hint="eastAsia" w:ascii="仿宋" w:hAnsi="仿宋" w:eastAsia="仿宋"/>
-          <w:sz w:val="32"/>
-          <w:szCs w:val="32"/>
-        </w:rPr>
-        <w:t>[</w:t>
-      </w:r>
-      <w:r>
-        <w:rPr>
-          <w:rStyle w:val="8"/>
-          <w:rFonts w:hint="eastAsia" w:ascii="仿宋" w:hAnsi="仿宋" w:eastAsia="仿宋"/>
-          <w:sz w:val="32"/>
-          <w:szCs w:val="32"/>
-        </w:rPr>
-        <w:footnoteReference w:id="4"/>
       </w:r>
       <w:r>
         <w:rPr>
@@ -1024,11 +1069,18 @@
       <w:r>
         <w:rPr>
           <w:rStyle w:val="FootnoteReference"/>
-        </w:rPr>
+          <w:vertAlign w:val="superscript"/>
+        </w:rPr>
+        <w:t>[</w:t>
         <w:footnoteReference w:id="16"/>
-      </w:r>
-      <w:r>
-        <w:rPr/>
+        <w:t>]</w:t>
+      </w:r>
+      <w:r>
+        <w:rPr>
+          <w:rFonts w:hint="eastAsia" w:ascii="仿宋" w:hAnsi="仿宋" w:eastAsia="仿宋"/>
+          <w:sz w:val="32"/>
+          <w:szCs w:val="32"/>
+        </w:rPr>
         <w:t xml:space="preserve">的卧铺车厢时，见他仍然坐在铺位上不动，面色有些苍白</w:t>
       </w:r>
       <w:r>
@@ -1635,11 +1687,18 @@
       <w:r>
         <w:rPr>
           <w:rStyle w:val="FootnoteReference"/>
-        </w:rPr>
+          <w:vertAlign w:val="superscript"/>
+        </w:rPr>
+        <w:t>[</w:t>
         <w:footnoteReference w:id="18"/>
-      </w:r>
-      <w:r>
-        <w:rPr/>
+        <w:t>]</w:t>
+      </w:r>
+      <w:r>
+        <w:rPr>
+          <w:rFonts w:hint="eastAsia" w:ascii="仿宋" w:hAnsi="仿宋" w:eastAsia="仿宋"/>
+          <w:sz w:val="32"/>
+          <w:szCs w:val="32"/>
+        </w:rPr>
         <w:t xml:space="preserve">：“王大夫，干什么去啦？跑得上气不接下气的。”</w:t>
       </w:r>
     </w:p>
@@ -1688,11 +1747,18 @@
       <w:r>
         <w:rPr>
           <w:rStyle w:val="FootnoteReference"/>
-        </w:rPr>
+          <w:vertAlign w:val="superscript"/>
+        </w:rPr>
+        <w:t>[</w:t>
         <w:footnoteReference w:id="17"/>
-      </w:r>
-      <w:r>
-        <w:rPr/>
+        <w:t>]</w:t>
+      </w:r>
+      <w:r>
+        <w:rPr>
+          <w:rFonts w:hint="eastAsia" w:ascii="仿宋" w:hAnsi="仿宋" w:eastAsia="仿宋"/>
+          <w:sz w:val="32"/>
+          <w:szCs w:val="32"/>
+        </w:rPr>
         <w:t xml:space="preserve">作了汇报，杨尚昆也加快脚步赶到毛</w:t>
       </w:r>
       <w:r>
@@ -1904,11 +1970,18 @@
       <w:r>
         <w:rPr>
           <w:rStyle w:val="FootnoteReference"/>
-        </w:rPr>
+          <w:vertAlign w:val="superscript"/>
+        </w:rPr>
+        <w:t>[</w:t>
         <w:footnoteReference w:id="19"/>
-      </w:r>
-      <w:r>
-        <w:rPr/>
+        <w:t>]</w:t>
+      </w:r>
+      <w:r>
+        <w:rPr>
+          <w:rFonts w:hint="eastAsia" w:ascii="仿宋" w:hAnsi="仿宋" w:eastAsia="仿宋"/>
+          <w:sz w:val="32"/>
+          <w:szCs w:val="32"/>
+        </w:rPr>
         <w:t xml:space="preserve">，每一个足有</w:t>
       </w:r>
       <w:r>
@@ -2165,11 +2238,18 @@
       <w:r>
         <w:rPr>
           <w:rStyle w:val="FootnoteReference"/>
-        </w:rPr>
+          <w:vertAlign w:val="superscript"/>
+        </w:rPr>
+        <w:t>[</w:t>
         <w:footnoteReference w:id="21"/>
-      </w:r>
-      <w:r>
-        <w:rPr/>
+        <w:t>]</w:t>
+      </w:r>
+      <w:r>
+        <w:rPr>
+          <w:rFonts w:hint="eastAsia" w:ascii="仿宋" w:hAnsi="仿宋" w:eastAsia="仿宋"/>
+          <w:sz w:val="32"/>
+          <w:szCs w:val="32"/>
+        </w:rPr>
         <w:t xml:space="preserve">。徐州有不少山头分布在市郊，每个山头都有动听的历史故事。</w:t>
       </w:r>
       <w:r>
@@ -2312,11 +2392,18 @@
       <w:r>
         <w:rPr>
           <w:rStyle w:val="FootnoteReference"/>
-        </w:rPr>
+          <w:vertAlign w:val="superscript"/>
+        </w:rPr>
+        <w:t>[</w:t>
         <w:footnoteReference w:id="20"/>
-      </w:r>
-      <w:r>
-        <w:rPr/>
+        <w:t>]</w:t>
+      </w:r>
+      <w:r>
+        <w:rPr>
+          <w:rFonts w:hint="eastAsia" w:ascii="仿宋" w:hAnsi="仿宋" w:eastAsia="仿宋"/>
+          <w:sz w:val="32"/>
+          <w:szCs w:val="32"/>
+        </w:rPr>
         <w:t xml:space="preserve">东麓。</w:t>
       </w:r>
     </w:p>
@@ -2555,11 +2642,18 @@
       <w:r>
         <w:rPr>
           <w:rStyle w:val="FootnoteReference"/>
-        </w:rPr>
+          <w:vertAlign w:val="superscript"/>
+        </w:rPr>
+        <w:t>[</w:t>
         <w:footnoteReference w:id="22"/>
-      </w:r>
-      <w:r>
-        <w:rPr/>
+        <w:t>]</w:t>
+      </w:r>
+      <w:r>
+        <w:rPr>
+          <w:rFonts w:hint="eastAsia" w:ascii="仿宋" w:hAnsi="仿宋" w:eastAsia="仿宋"/>
+          <w:sz w:val="32"/>
+          <w:szCs w:val="32"/>
+        </w:rPr>
         <w:t xml:space="preserve">》，文情并美，成为流传千古的著名散文。”</w:t>
       </w:r>
     </w:p>
@@ -2845,11 +2939,18 @@
       <w:r>
         <w:rPr>
           <w:rStyle w:val="FootnoteReference"/>
-        </w:rPr>
+          <w:vertAlign w:val="superscript"/>
+        </w:rPr>
+        <w:t>[</w:t>
         <w:footnoteReference w:id="23"/>
-      </w:r>
-      <w:r>
-        <w:rPr/>
+        <w:t>]</w:t>
+      </w:r>
+      <w:r>
+        <w:rPr>
+          <w:rFonts w:hint="eastAsia" w:ascii="仿宋" w:hAnsi="仿宋" w:eastAsia="仿宋"/>
+          <w:sz w:val="32"/>
+          <w:szCs w:val="32"/>
+        </w:rPr>
         <w:t xml:space="preserve">这个人好题诗。”</w:t>
       </w:r>
     </w:p>
@@ -3219,21 +3320,35 @@
       <w:r>
         <w:rPr>
           <w:rStyle w:val="FootnoteReference"/>
-        </w:rPr>
+          <w:vertAlign w:val="superscript"/>
+        </w:rPr>
+        <w:t>[</w:t>
         <w:footnoteReference w:id="26"/>
-      </w:r>
-      <w:r>
-        <w:rPr/>
+        <w:t>]</w:t>
+      </w:r>
+      <w:r>
+        <w:rPr>
+          <w:rFonts w:hint="eastAsia" w:ascii="仿宋" w:hAnsi="仿宋" w:eastAsia="仿宋"/>
+          <w:sz w:val="32"/>
+          <w:szCs w:val="32"/>
+        </w:rPr>
         <w:t>、刘秀、曹丕、刘备、刘裕、萧道成、萧衍、朱全忠、朱元璋等。著名的文臣武将，有西汉的萧何</w:t>
       </w:r>
       <w:r>
         <w:rPr>
           <w:rStyle w:val="FootnoteReference"/>
-        </w:rPr>
+          <w:vertAlign w:val="superscript"/>
+        </w:rPr>
+        <w:t>[</w:t>
         <w:footnoteReference w:id="30"/>
-      </w:r>
-      <w:r>
-        <w:rPr/>
+        <w:t>]</w:t>
+      </w:r>
+      <w:r>
+        <w:rPr>
+          <w:rFonts w:hint="eastAsia" w:ascii="仿宋" w:hAnsi="仿宋" w:eastAsia="仿宋"/>
+          <w:sz w:val="32"/>
+          <w:szCs w:val="32"/>
+        </w:rPr>
         <w:t xml:space="preserve">、曹参、周勃、王陵，还有抗金英雄赵立，刚直廉洁的彻里氏，反清复明的阊尔梅，义不仕清的万寿祺，蔑视奸党的李向阳等等。近代则有辛亥志士王少华，以身许国的吴亚鲁，工人领袖姚佐唐，雨花巾帼吕励之，民族英雄李云鹏，我们的炮兵司令朱瑞等。</w:t>
       </w:r>
     </w:p>
@@ -3272,21 +3387,35 @@
       <w:r>
         <w:rPr>
           <w:rStyle w:val="FootnoteReference"/>
-        </w:rPr>
+          <w:vertAlign w:val="superscript"/>
+        </w:rPr>
+        <w:t>[</w:t>
         <w:footnoteReference w:id="28"/>
-      </w:r>
-      <w:r>
-        <w:rPr/>
+        <w:t>]</w:t>
+      </w:r>
+      <w:r>
+        <w:rPr>
+          <w:rFonts w:hint="eastAsia" w:ascii="仿宋" w:hAnsi="仿宋" w:eastAsia="仿宋"/>
+          <w:sz w:val="32"/>
+          <w:szCs w:val="32"/>
+        </w:rPr>
         <w:t>曾隐居在古邳镇，并在那里的圯桥见到了黄石公，黄石公给他一部兵书，帮助张良成就了大事业。著名史学家司马迁</w:t>
       </w:r>
       <w:r>
         <w:rPr>
           <w:rStyle w:val="FootnoteReference"/>
-        </w:rPr>
+          <w:vertAlign w:val="superscript"/>
+        </w:rPr>
+        <w:t>[</w:t>
         <w:footnoteReference w:id="32"/>
-      </w:r>
-      <w:r>
-        <w:rPr/>
+        <w:t>]</w:t>
+      </w:r>
+      <w:r>
+        <w:rPr>
+          <w:rFonts w:hint="eastAsia" w:ascii="仿宋" w:hAnsi="仿宋" w:eastAsia="仿宋"/>
+          <w:sz w:val="32"/>
+          <w:szCs w:val="32"/>
+        </w:rPr>
         <w:t xml:space="preserve">，诗人谢灵运、李白、白居易、李商隐、范仲淹、文天祥、李渔、苏轼、韩愈、李煜等，都来过徐州。</w:t>
       </w:r>
     </w:p>
@@ -3425,11 +3554,18 @@
       <w:r>
         <w:rPr>
           <w:rStyle w:val="FootnoteReference"/>
-        </w:rPr>
+          <w:vertAlign w:val="superscript"/>
+        </w:rPr>
+        <w:t>[</w:t>
         <w:footnoteReference w:id="25"/>
-      </w:r>
-      <w:r>
-        <w:rPr/>
+        <w:t>]</w:t>
+      </w:r>
+      <w:r>
+        <w:rPr>
+          <w:rFonts w:hint="eastAsia" w:ascii="仿宋" w:hAnsi="仿宋" w:eastAsia="仿宋"/>
+          <w:sz w:val="32"/>
+          <w:szCs w:val="32"/>
+        </w:rPr>
         <w:t xml:space="preserve">。三国时期曹操、刘备、吕布等在这块地区群雄逐鹿，导演了多幕历史活剧。《三国演义》中写了许多故事，如曹操血洗徐州，泗水因此断流！吕布在沛县辕门射戟，张辽招降关羽等。南朝宋的建立者刘裕，曾是东晋北服军的战将，后掌握军队大权；刘裕发动两次北伐，收复了一些失地，并建立了新的朝代，他的主要活动是在徐州；历史记载，他曾大兴土木，扩建了徐州城。总而言之，徐州不愧为一个历史文化名城，很值得学习和研究。”</w:t>
       </w:r>
     </w:p>
@@ -3735,11 +3871,18 @@
       <w:r>
         <w:rPr>
           <w:rStyle w:val="FootnoteReference"/>
-        </w:rPr>
+          <w:vertAlign w:val="superscript"/>
+        </w:rPr>
+        <w:t>[</w:t>
         <w:footnoteReference w:id="24"/>
-      </w:r>
-      <w:r>
-        <w:rPr/>
+        <w:t>]</w:t>
+      </w:r>
+      <w:r>
+        <w:rPr>
+          <w:rFonts w:hint="eastAsia" w:ascii="仿宋" w:hAnsi="仿宋" w:eastAsia="仿宋"/>
+          <w:sz w:val="32"/>
+          <w:szCs w:val="32"/>
+        </w:rPr>
         <w:t xml:space="preserve">。</w:t>
       </w:r>
     </w:p>
@@ -4014,11 +4157,18 @@
       <w:r>
         <w:rPr>
           <w:rStyle w:val="FootnoteReference"/>
-        </w:rPr>
+          <w:vertAlign w:val="superscript"/>
+        </w:rPr>
+        <w:t>[</w:t>
         <w:footnoteReference w:id="27"/>
-      </w:r>
-      <w:r>
-        <w:rPr/>
+        <w:t>]</w:t>
+      </w:r>
+      <w:r>
+        <w:rPr>
+          <w:rFonts w:hint="eastAsia" w:ascii="仿宋" w:hAnsi="仿宋" w:eastAsia="仿宋"/>
+          <w:sz w:val="32"/>
+          <w:szCs w:val="32"/>
+        </w:rPr>
         <w:t xml:space="preserve">，避仇吴中，杀死吴郡太守，也举起义旗。全国很多地方的农民以及原六国旧人纷纷起来反秦。当时的刘邦官居泗水亭长，大概相当于现在的一个乡长吧，他已经</w:t>
       </w:r>
       <w:r>
@@ -4326,11 +4476,18 @@
       <w:r>
         <w:rPr>
           <w:rStyle w:val="FootnoteReference"/>
-        </w:rPr>
+          <w:vertAlign w:val="superscript"/>
+        </w:rPr>
+        <w:t>[</w:t>
         <w:footnoteReference w:id="29"/>
-      </w:r>
-      <w:r>
-        <w:rPr/>
+        <w:t>]</w:t>
+      </w:r>
+      <w:r>
+        <w:rPr>
+          <w:rFonts w:hint="eastAsia" w:ascii="仿宋" w:hAnsi="仿宋" w:eastAsia="仿宋"/>
+          <w:sz w:val="32"/>
+          <w:szCs w:val="32"/>
+        </w:rPr>
         <w:t xml:space="preserve">的部队收来，汉军重新振作起来。</w:t>
       </w:r>
     </w:p>
@@ -4402,11 +4559,18 @@
       <w:r>
         <w:rPr>
           <w:rStyle w:val="FootnoteReference"/>
-        </w:rPr>
+          <w:vertAlign w:val="superscript"/>
+        </w:rPr>
+        <w:t>[</w:t>
         <w:footnoteReference w:id="33"/>
-      </w:r>
-      <w:r>
-        <w:rPr/>
+        <w:t>]</w:t>
+      </w:r>
+      <w:r>
+        <w:rPr>
+          <w:rFonts w:hint="eastAsia" w:ascii="仿宋" w:hAnsi="仿宋" w:eastAsia="仿宋"/>
+          <w:sz w:val="32"/>
+          <w:szCs w:val="32"/>
+        </w:rPr>
         <w:t xml:space="preserve">。”</w:t>
       </w:r>
     </w:p>
@@ -4963,11 +5127,18 @@
       <w:r>
         <w:rPr>
           <w:rStyle w:val="FootnoteReference"/>
-        </w:rPr>
+          <w:vertAlign w:val="superscript"/>
+        </w:rPr>
+        <w:t>[</w:t>
         <w:footnoteReference w:id="31"/>
-      </w:r>
-      <w:r>
-        <w:rPr/>
+        <w:t>]</w:t>
+      </w:r>
+      <w:r>
+        <w:rPr>
+          <w:rFonts w:hint="eastAsia" w:ascii="仿宋" w:hAnsi="仿宋" w:eastAsia="仿宋"/>
+          <w:sz w:val="32"/>
+          <w:szCs w:val="32"/>
+        </w:rPr>
         <w:t xml:space="preserve">，为义帝发丧等。而项羽则烧杀抢掠太甚，分封也不公平，阴谋杀死义帝。二是刘邦有一条正确的作战方针，正面由刘邦与项羽对峙；北面由韩信消灭魏、赵、齐后，南下对项羽施加压力；南边由英布、彭越侵扰项羽后方；总体上对项羽形成战略包围之势。同时，采取离间计，除去项羽大谋士范增，削弱其领导核心力量。而项羽则顾此失彼，疲于奔命，以一己之勇横冲直闯。三是刘邦用人政策正确，正如他自己说的：‘夫运筹帷幄之中，决胜千里之外，吾不如子房；镇国家，抚百姓，给馈饷，不绝粮道，吾不如萧何；连百万之军，战必胜，攻必克，吾不如韩信。此三者，皆人杰也，吾能用之，此吾所以取天下也。项羽有一范增而不能用，此其所以为我擒也。’可见，刘邦是有自知之明的，比较明白自己胜利的原因。而项羽则不知道自己失败的原因。正如司马迁批评的那样：项羽‘自矜攻伐，奋其私智而不师古，谓霸王之业，欲以力征经营天下，</w:t>
       </w:r>
       <w:r>

--- a/1952.10/1952年10月29日，在视察徐州市时的谈话__LLM初注.docx
+++ b/1952.10/1952年10月29日，在视察徐州市时的谈话__LLM初注.docx
@@ -42,9 +42,16 @@
           <w:rStyle w:val="FootnoteReference"/>
           <w:vertAlign w:val="superscript"/>
         </w:rPr>
-        <w:t>[</w:t>
+        <w:t>[1]</w:t>
+      </w:r>
+      <w:r>
+        <w:rPr>
+          <w:rStyle w:val="FootnoteReference"/>
+          <w:vertAlign w:val="superscript"/>
+          <w:vanish/>
+          <w:specVanish/>
+        </w:rPr>
         <w:footnoteReference w:id="13"/>
-        <w:t>]</w:t>
       </w:r>
       <w:r>
         <w:rPr>
@@ -58,36 +65,19 @@
       </w:r>
       <w:r>
         <w:rPr>
-          <w:rFonts w:hint="eastAsia" w:ascii="仿宋" w:hAnsi="仿宋" w:eastAsia="仿宋" w:cs="仿宋"/>
-          <w:sz w:val="36"/>
-          <w:szCs w:val="36"/>
+          <w:rStyle w:val="FootnoteReference"/>
           <w:vertAlign w:val="superscript"/>
-          <w:lang w:val="en-US" w:eastAsia="zh-CN"/>
-        </w:rPr>
-        <w:t>[</w:t>
-      </w:r>
-      <w:r>
-        <w:rPr>
-          <w:rStyle w:val="FootnoteReference"/>
-          <w:rFonts w:hint="eastAsia" w:ascii="仿宋" w:hAnsi="仿宋" w:eastAsia="仿宋" w:cs="仿宋"/>
-          <w:sz w:val="36"/>
-          <w:szCs w:val="36"/>
+        </w:rPr>
+        <w:t>[2]</w:t>
+      </w:r>
+      <w:r>
+        <w:rPr>
+          <w:rStyle w:val="FootnoteReference"/>
           <w:vertAlign w:val="superscript"/>
-          <w:lang w:val="en-US" w:eastAsia="zh-CN"/>
-        </w:rPr>
-        <w:t>[</w:t>
+          <w:vanish/>
+          <w:specVanish/>
+        </w:rPr>
         <w:footnoteReference w:id="0"/>
-        <w:t>]</w:t>
-      </w:r>
-      <w:r>
-        <w:rPr>
-          <w:rFonts w:hint="eastAsia" w:ascii="仿宋" w:hAnsi="仿宋" w:eastAsia="仿宋" w:cs="仿宋"/>
-          <w:sz w:val="36"/>
-          <w:szCs w:val="36"/>
-          <w:vertAlign w:val="superscript"/>
-          <w:lang w:val="en-US" w:eastAsia="zh-CN"/>
-        </w:rPr>
-        <w:t>]</w:t>
       </w:r>
     </w:p>
     <w:p>
@@ -172,9 +162,16 @@
           <w:rStyle w:val="FootnoteReference"/>
           <w:vertAlign w:val="superscript"/>
         </w:rPr>
-        <w:t>[</w:t>
+        <w:t>[3]</w:t>
+      </w:r>
+      <w:r>
+        <w:rPr>
+          <w:rStyle w:val="FootnoteReference"/>
+          <w:vertAlign w:val="superscript"/>
+          <w:vanish/>
+          <w:specVanish/>
+        </w:rPr>
         <w:footnoteReference w:id="12"/>
-        <w:t>]</w:t>
       </w:r>
       <w:r>
         <w:rPr>
@@ -628,9 +625,16 @@
           <w:rStyle w:val="FootnoteReference"/>
           <w:vertAlign w:val="superscript"/>
         </w:rPr>
-        <w:t>[</w:t>
+        <w:t>[4]</w:t>
+      </w:r>
+      <w:r>
+        <w:rPr>
+          <w:rStyle w:val="FootnoteReference"/>
+          <w:vertAlign w:val="superscript"/>
+          <w:vanish/>
+          <w:specVanish/>
+        </w:rPr>
         <w:footnoteReference w:id="14"/>
-        <w:t>]</w:t>
       </w:r>
       <w:r>
         <w:rPr>
@@ -675,33 +679,19 @@
       </w:r>
       <w:r>
         <w:rPr>
-          <w:rStyle w:val="8"/>
-          <w:rFonts w:hint="eastAsia" w:ascii="仿宋" w:hAnsi="仿宋" w:eastAsia="仿宋"/>
-          <w:sz w:val="32"/>
-          <w:szCs w:val="32"/>
-        </w:rPr>
-        <w:t>[</w:t>
-      </w:r>
-      <w:r>
-        <w:rPr>
-          <w:rStyle w:val="FootnoteReference"/>
-          <w:rFonts w:hint="eastAsia" w:ascii="仿宋" w:hAnsi="仿宋" w:eastAsia="仿宋"/>
-          <w:sz w:val="32"/>
-          <w:szCs w:val="32"/>
+          <w:rStyle w:val="FootnoteReference"/>
           <w:vertAlign w:val="superscript"/>
         </w:rPr>
-        <w:t>[</w:t>
+        <w:t>[5]</w:t>
+      </w:r>
+      <w:r>
+        <w:rPr>
+          <w:rStyle w:val="FootnoteReference"/>
+          <w:vertAlign w:val="superscript"/>
+          <w:vanish/>
+          <w:specVanish/>
+        </w:rPr>
         <w:footnoteReference w:id="1"/>
-        <w:t>]</w:t>
-      </w:r>
-      <w:r>
-        <w:rPr>
-          <w:rStyle w:val="8"/>
-          <w:rFonts w:hint="eastAsia" w:ascii="仿宋" w:hAnsi="仿宋" w:eastAsia="仿宋"/>
-          <w:sz w:val="32"/>
-          <w:szCs w:val="32"/>
-        </w:rPr>
-        <w:t>]</w:t>
       </w:r>
       <w:r>
         <w:rPr>
@@ -716,9 +706,16 @@
           <w:rStyle w:val="FootnoteReference"/>
           <w:vertAlign w:val="superscript"/>
         </w:rPr>
-        <w:t>[</w:t>
+        <w:t>[6]</w:t>
+      </w:r>
+      <w:r>
+        <w:rPr>
+          <w:rStyle w:val="FootnoteReference"/>
+          <w:vertAlign w:val="superscript"/>
+          <w:vanish/>
+          <w:specVanish/>
+        </w:rPr>
         <w:footnoteReference w:id="15"/>
-        <w:t>]</w:t>
       </w:r>
       <w:r>
         <w:rPr>
@@ -783,33 +780,19 @@
       </w:r>
       <w:r>
         <w:rPr>
-          <w:rStyle w:val="8"/>
-          <w:rFonts w:hint="eastAsia" w:ascii="仿宋" w:hAnsi="仿宋" w:eastAsia="仿宋"/>
-          <w:sz w:val="32"/>
-          <w:szCs w:val="32"/>
-        </w:rPr>
-        <w:t>[</w:t>
-      </w:r>
-      <w:r>
-        <w:rPr>
-          <w:rStyle w:val="FootnoteReference"/>
-          <w:rFonts w:hint="eastAsia" w:ascii="仿宋" w:hAnsi="仿宋" w:eastAsia="仿宋"/>
-          <w:sz w:val="32"/>
-          <w:szCs w:val="32"/>
+          <w:rStyle w:val="FootnoteReference"/>
           <w:vertAlign w:val="superscript"/>
         </w:rPr>
-        <w:t>[</w:t>
+        <w:t>[7]</w:t>
+      </w:r>
+      <w:r>
+        <w:rPr>
+          <w:rStyle w:val="FootnoteReference"/>
+          <w:vertAlign w:val="superscript"/>
+          <w:vanish/>
+          <w:specVanish/>
+        </w:rPr>
         <w:footnoteReference w:id="2"/>
-        <w:t>]</w:t>
-      </w:r>
-      <w:r>
-        <w:rPr>
-          <w:rStyle w:val="8"/>
-          <w:rFonts w:hint="eastAsia" w:ascii="仿宋" w:hAnsi="仿宋" w:eastAsia="仿宋"/>
-          <w:sz w:val="32"/>
-          <w:szCs w:val="32"/>
-        </w:rPr>
-        <w:t>]</w:t>
       </w:r>
       <w:r>
         <w:rPr>
@@ -821,33 +804,19 @@
       </w:r>
       <w:r>
         <w:rPr>
-          <w:rStyle w:val="8"/>
-          <w:rFonts w:hint="eastAsia" w:ascii="仿宋" w:hAnsi="仿宋" w:eastAsia="仿宋"/>
-          <w:sz w:val="32"/>
-          <w:szCs w:val="32"/>
-        </w:rPr>
-        <w:t>[</w:t>
-      </w:r>
-      <w:r>
-        <w:rPr>
-          <w:rStyle w:val="FootnoteReference"/>
-          <w:rFonts w:hint="eastAsia" w:ascii="仿宋" w:hAnsi="仿宋" w:eastAsia="仿宋"/>
-          <w:sz w:val="32"/>
-          <w:szCs w:val="32"/>
+          <w:rStyle w:val="FootnoteReference"/>
           <w:vertAlign w:val="superscript"/>
         </w:rPr>
-        <w:t>[</w:t>
+        <w:t>[8]</w:t>
+      </w:r>
+      <w:r>
+        <w:rPr>
+          <w:rStyle w:val="FootnoteReference"/>
+          <w:vertAlign w:val="superscript"/>
+          <w:vanish/>
+          <w:specVanish/>
+        </w:rPr>
         <w:footnoteReference w:id="3"/>
-        <w:t>]</w:t>
-      </w:r>
-      <w:r>
-        <w:rPr>
-          <w:rStyle w:val="8"/>
-          <w:rFonts w:hint="eastAsia" w:ascii="仿宋" w:hAnsi="仿宋" w:eastAsia="仿宋"/>
-          <w:sz w:val="32"/>
-          <w:szCs w:val="32"/>
-        </w:rPr>
-        <w:t>]</w:t>
       </w:r>
       <w:r>
         <w:rPr>
@@ -859,33 +828,19 @@
       </w:r>
       <w:r>
         <w:rPr>
-          <w:rStyle w:val="8"/>
-          <w:rFonts w:hint="eastAsia" w:ascii="仿宋" w:hAnsi="仿宋" w:eastAsia="仿宋"/>
-          <w:sz w:val="32"/>
-          <w:szCs w:val="32"/>
-        </w:rPr>
-        <w:t>[</w:t>
-      </w:r>
-      <w:r>
-        <w:rPr>
-          <w:rStyle w:val="FootnoteReference"/>
-          <w:rFonts w:hint="eastAsia" w:ascii="仿宋" w:hAnsi="仿宋" w:eastAsia="仿宋"/>
-          <w:sz w:val="32"/>
-          <w:szCs w:val="32"/>
+          <w:rStyle w:val="FootnoteReference"/>
           <w:vertAlign w:val="superscript"/>
         </w:rPr>
-        <w:t>[</w:t>
+        <w:t>[9]</w:t>
+      </w:r>
+      <w:r>
+        <w:rPr>
+          <w:rStyle w:val="FootnoteReference"/>
+          <w:vertAlign w:val="superscript"/>
+          <w:vanish/>
+          <w:specVanish/>
+        </w:rPr>
         <w:footnoteReference w:id="4"/>
-        <w:t>]</w:t>
-      </w:r>
-      <w:r>
-        <w:rPr>
-          <w:rStyle w:val="8"/>
-          <w:rFonts w:hint="eastAsia" w:ascii="仿宋" w:hAnsi="仿宋" w:eastAsia="仿宋"/>
-          <w:sz w:val="32"/>
-          <w:szCs w:val="32"/>
-        </w:rPr>
-        <w:t>]</w:t>
       </w:r>
       <w:r>
         <w:rPr>
@@ -1071,9 +1026,16 @@
           <w:rStyle w:val="FootnoteReference"/>
           <w:vertAlign w:val="superscript"/>
         </w:rPr>
-        <w:t>[</w:t>
+        <w:t>[10]</w:t>
+      </w:r>
+      <w:r>
+        <w:rPr>
+          <w:rStyle w:val="FootnoteReference"/>
+          <w:vertAlign w:val="superscript"/>
+          <w:vanish/>
+          <w:specVanish/>
+        </w:rPr>
         <w:footnoteReference w:id="16"/>
-        <w:t>]</w:t>
       </w:r>
       <w:r>
         <w:rPr>
@@ -1689,9 +1651,16 @@
           <w:rStyle w:val="FootnoteReference"/>
           <w:vertAlign w:val="superscript"/>
         </w:rPr>
-        <w:t>[</w:t>
+        <w:t>[11]</w:t>
+      </w:r>
+      <w:r>
+        <w:rPr>
+          <w:rStyle w:val="FootnoteReference"/>
+          <w:vertAlign w:val="superscript"/>
+          <w:vanish/>
+          <w:specVanish/>
+        </w:rPr>
         <w:footnoteReference w:id="18"/>
-        <w:t>]</w:t>
       </w:r>
       <w:r>
         <w:rPr>
@@ -1749,9 +1718,16 @@
           <w:rStyle w:val="FootnoteReference"/>
           <w:vertAlign w:val="superscript"/>
         </w:rPr>
-        <w:t>[</w:t>
+        <w:t>[12]</w:t>
+      </w:r>
+      <w:r>
+        <w:rPr>
+          <w:rStyle w:val="FootnoteReference"/>
+          <w:vertAlign w:val="superscript"/>
+          <w:vanish/>
+          <w:specVanish/>
+        </w:rPr>
         <w:footnoteReference w:id="17"/>
-        <w:t>]</w:t>
       </w:r>
       <w:r>
         <w:rPr>
@@ -1972,9 +1948,16 @@
           <w:rStyle w:val="FootnoteReference"/>
           <w:vertAlign w:val="superscript"/>
         </w:rPr>
-        <w:t>[</w:t>
+        <w:t>[13]</w:t>
+      </w:r>
+      <w:r>
+        <w:rPr>
+          <w:rStyle w:val="FootnoteReference"/>
+          <w:vertAlign w:val="superscript"/>
+          <w:vanish/>
+          <w:specVanish/>
+        </w:rPr>
         <w:footnoteReference w:id="19"/>
-        <w:t>]</w:t>
       </w:r>
       <w:r>
         <w:rPr>
@@ -2240,9 +2223,16 @@
           <w:rStyle w:val="FootnoteReference"/>
           <w:vertAlign w:val="superscript"/>
         </w:rPr>
-        <w:t>[</w:t>
+        <w:t>[14]</w:t>
+      </w:r>
+      <w:r>
+        <w:rPr>
+          <w:rStyle w:val="FootnoteReference"/>
+          <w:vertAlign w:val="superscript"/>
+          <w:vanish/>
+          <w:specVanish/>
+        </w:rPr>
         <w:footnoteReference w:id="21"/>
-        <w:t>]</w:t>
       </w:r>
       <w:r>
         <w:rPr>
@@ -2394,9 +2384,16 @@
           <w:rStyle w:val="FootnoteReference"/>
           <w:vertAlign w:val="superscript"/>
         </w:rPr>
-        <w:t>[</w:t>
+        <w:t>[15]</w:t>
+      </w:r>
+      <w:r>
+        <w:rPr>
+          <w:rStyle w:val="FootnoteReference"/>
+          <w:vertAlign w:val="superscript"/>
+          <w:vanish/>
+          <w:specVanish/>
+        </w:rPr>
         <w:footnoteReference w:id="20"/>
-        <w:t>]</w:t>
       </w:r>
       <w:r>
         <w:rPr>
@@ -2644,9 +2641,16 @@
           <w:rStyle w:val="FootnoteReference"/>
           <w:vertAlign w:val="superscript"/>
         </w:rPr>
-        <w:t>[</w:t>
+        <w:t>[16]</w:t>
+      </w:r>
+      <w:r>
+        <w:rPr>
+          <w:rStyle w:val="FootnoteReference"/>
+          <w:vertAlign w:val="superscript"/>
+          <w:vanish/>
+          <w:specVanish/>
+        </w:rPr>
         <w:footnoteReference w:id="22"/>
-        <w:t>]</w:t>
       </w:r>
       <w:r>
         <w:rPr>
@@ -2941,9 +2945,16 @@
           <w:rStyle w:val="FootnoteReference"/>
           <w:vertAlign w:val="superscript"/>
         </w:rPr>
-        <w:t>[</w:t>
+        <w:t>[17]</w:t>
+      </w:r>
+      <w:r>
+        <w:rPr>
+          <w:rStyle w:val="FootnoteReference"/>
+          <w:vertAlign w:val="superscript"/>
+          <w:vanish/>
+          <w:specVanish/>
+        </w:rPr>
         <w:footnoteReference w:id="23"/>
-        <w:t>]</w:t>
       </w:r>
       <w:r>
         <w:rPr>
@@ -3322,9 +3333,16 @@
           <w:rStyle w:val="FootnoteReference"/>
           <w:vertAlign w:val="superscript"/>
         </w:rPr>
-        <w:t>[</w:t>
+        <w:t>[18]</w:t>
+      </w:r>
+      <w:r>
+        <w:rPr>
+          <w:rStyle w:val="FootnoteReference"/>
+          <w:vertAlign w:val="superscript"/>
+          <w:vanish/>
+          <w:specVanish/>
+        </w:rPr>
         <w:footnoteReference w:id="26"/>
-        <w:t>]</w:t>
       </w:r>
       <w:r>
         <w:rPr>
@@ -3339,9 +3357,16 @@
           <w:rStyle w:val="FootnoteReference"/>
           <w:vertAlign w:val="superscript"/>
         </w:rPr>
-        <w:t>[</w:t>
+        <w:t>[19]</w:t>
+      </w:r>
+      <w:r>
+        <w:rPr>
+          <w:rStyle w:val="FootnoteReference"/>
+          <w:vertAlign w:val="superscript"/>
+          <w:vanish/>
+          <w:specVanish/>
+        </w:rPr>
         <w:footnoteReference w:id="30"/>
-        <w:t>]</w:t>
       </w:r>
       <w:r>
         <w:rPr>
@@ -3389,9 +3414,16 @@
           <w:rStyle w:val="FootnoteReference"/>
           <w:vertAlign w:val="superscript"/>
         </w:rPr>
-        <w:t>[</w:t>
+        <w:t>[20]</w:t>
+      </w:r>
+      <w:r>
+        <w:rPr>
+          <w:rStyle w:val="FootnoteReference"/>
+          <w:vertAlign w:val="superscript"/>
+          <w:vanish/>
+          <w:specVanish/>
+        </w:rPr>
         <w:footnoteReference w:id="28"/>
-        <w:t>]</w:t>
       </w:r>
       <w:r>
         <w:rPr>
@@ -3406,9 +3438,16 @@
           <w:rStyle w:val="FootnoteReference"/>
           <w:vertAlign w:val="superscript"/>
         </w:rPr>
-        <w:t>[</w:t>
+        <w:t>[21]</w:t>
+      </w:r>
+      <w:r>
+        <w:rPr>
+          <w:rStyle w:val="FootnoteReference"/>
+          <w:vertAlign w:val="superscript"/>
+          <w:vanish/>
+          <w:specVanish/>
+        </w:rPr>
         <w:footnoteReference w:id="32"/>
-        <w:t>]</w:t>
       </w:r>
       <w:r>
         <w:rPr>
@@ -3556,9 +3595,16 @@
           <w:rStyle w:val="FootnoteReference"/>
           <w:vertAlign w:val="superscript"/>
         </w:rPr>
-        <w:t>[</w:t>
+        <w:t>[22]</w:t>
+      </w:r>
+      <w:r>
+        <w:rPr>
+          <w:rStyle w:val="FootnoteReference"/>
+          <w:vertAlign w:val="superscript"/>
+          <w:vanish/>
+          <w:specVanish/>
+        </w:rPr>
         <w:footnoteReference w:id="25"/>
-        <w:t>]</w:t>
       </w:r>
       <w:r>
         <w:rPr>
@@ -3873,9 +3919,16 @@
           <w:rStyle w:val="FootnoteReference"/>
           <w:vertAlign w:val="superscript"/>
         </w:rPr>
-        <w:t>[</w:t>
+        <w:t>[23]</w:t>
+      </w:r>
+      <w:r>
+        <w:rPr>
+          <w:rStyle w:val="FootnoteReference"/>
+          <w:vertAlign w:val="superscript"/>
+          <w:vanish/>
+          <w:specVanish/>
+        </w:rPr>
         <w:footnoteReference w:id="24"/>
-        <w:t>]</w:t>
       </w:r>
       <w:r>
         <w:rPr>
@@ -4159,9 +4212,16 @@
           <w:rStyle w:val="FootnoteReference"/>
           <w:vertAlign w:val="superscript"/>
         </w:rPr>
-        <w:t>[</w:t>
+        <w:t>[24]</w:t>
+      </w:r>
+      <w:r>
+        <w:rPr>
+          <w:rStyle w:val="FootnoteReference"/>
+          <w:vertAlign w:val="superscript"/>
+          <w:vanish/>
+          <w:specVanish/>
+        </w:rPr>
         <w:footnoteReference w:id="27"/>
-        <w:t>]</w:t>
       </w:r>
       <w:r>
         <w:rPr>
@@ -4478,9 +4538,16 @@
           <w:rStyle w:val="FootnoteReference"/>
           <w:vertAlign w:val="superscript"/>
         </w:rPr>
-        <w:t>[</w:t>
+        <w:t>[25]</w:t>
+      </w:r>
+      <w:r>
+        <w:rPr>
+          <w:rStyle w:val="FootnoteReference"/>
+          <w:vertAlign w:val="superscript"/>
+          <w:vanish/>
+          <w:specVanish/>
+        </w:rPr>
         <w:footnoteReference w:id="29"/>
-        <w:t>]</w:t>
       </w:r>
       <w:r>
         <w:rPr>
@@ -4561,9 +4628,16 @@
           <w:rStyle w:val="FootnoteReference"/>
           <w:vertAlign w:val="superscript"/>
         </w:rPr>
-        <w:t>[</w:t>
+        <w:t>[26]</w:t>
+      </w:r>
+      <w:r>
+        <w:rPr>
+          <w:rStyle w:val="FootnoteReference"/>
+          <w:vertAlign w:val="superscript"/>
+          <w:vanish/>
+          <w:specVanish/>
+        </w:rPr>
         <w:footnoteReference w:id="33"/>
-        <w:t>]</w:t>
       </w:r>
       <w:r>
         <w:rPr>
@@ -5129,9 +5203,16 @@
           <w:rStyle w:val="FootnoteReference"/>
           <w:vertAlign w:val="superscript"/>
         </w:rPr>
-        <w:t>[</w:t>
+        <w:t>[27]</w:t>
+      </w:r>
+      <w:r>
+        <w:rPr>
+          <w:rStyle w:val="FootnoteReference"/>
+          <w:vertAlign w:val="superscript"/>
+          <w:vanish/>
+          <w:specVanish/>
+        </w:rPr>
         <w:footnoteReference w:id="31"/>
-        <w:t>]</w:t>
       </w:r>
       <w:r>
         <w:rPr>
@@ -5862,13 +5943,39 @@
       </w:pPr>
       <w:r>
         <w:rPr>
+          <w:rStyle w:val="FootnoteReference"/>
+        </w:rPr>
+        <w:t>[2]</w:t>
+      </w:r>
+      <w:r>
+        <w:rPr>
+          <w:rFonts w:hint="eastAsia" w:asciiTheme="minorEastAsia" w:hAnsiTheme="minorEastAsia" w:cstheme="minorBidi"/>
+          <w:kern w:val="2"/>
+          <w:sz w:val="21"/>
+          <w:szCs w:val="21"/>
+          <w:lang w:val="en-US" w:eastAsia="zh-CN" w:bidi="ar-SA"/>
+        </w:rPr>
+        <w:t>关于本文的真实性及时间还存在争议，《</w:t>
+      </w:r>
+      <w:r>
+        <w:rPr>
           <w:rFonts w:hint="eastAsia" w:asciiTheme="minorEastAsia" w:hAnsiTheme="minorEastAsia" w:eastAsiaTheme="minorEastAsia" w:cstheme="minorBidi"/>
           <w:kern w:val="2"/>
           <w:sz w:val="21"/>
           <w:szCs w:val="21"/>
           <w:lang w:val="en-US" w:eastAsia="zh-CN" w:bidi="ar-SA"/>
         </w:rPr>
-        <w:t>[</w:t>
+        <w:t>毛泽东年谱</w:t>
+      </w:r>
+      <w:r>
+        <w:rPr>
+          <w:rFonts w:hint="eastAsia" w:asciiTheme="minorEastAsia" w:hAnsiTheme="minorEastAsia" w:cstheme="minorBidi"/>
+          <w:kern w:val="2"/>
+          <w:sz w:val="21"/>
+          <w:szCs w:val="21"/>
+          <w:lang w:val="en-US" w:eastAsia="zh-CN" w:bidi="ar-SA"/>
+        </w:rPr>
+        <w:t>》中并未记载。</w:t>
       </w:r>
       <w:r>
         <w:rPr>
@@ -5878,7 +5985,38 @@
           <w:szCs w:val="21"/>
           <w:lang w:val="en-US" w:eastAsia="zh-CN" w:bidi="ar-SA"/>
         </w:rPr>
-        <w:footnoteRef/>
+        <w:t>本文是根据</w:t>
+      </w:r>
+      <w:r>
+        <w:rPr>
+          <w:rFonts w:hint="eastAsia" w:asciiTheme="minorEastAsia" w:hAnsiTheme="minorEastAsia" w:cstheme="minorBidi"/>
+          <w:kern w:val="2"/>
+          <w:sz w:val="21"/>
+          <w:szCs w:val="21"/>
+          <w:lang w:val="en-US" w:eastAsia="zh-CN" w:bidi="ar-SA"/>
+        </w:rPr>
+        <w:t>东方直心同志编著的《毛泽东大传》（2021年终极版）第六卷，第2123页记载内容编辑而成。标题为编者所加。</w:t>
+      </w:r>
+    </w:p>
+  </w:footnote>
+  <w:footnote w:id="1">
+    <w:p>
+      <w:pPr>
+        <w:pStyle w:val="5"/>
+        <w:snapToGrid w:val="0"/>
+        <w:rPr>
+          <w:rFonts w:hint="default" w:asciiTheme="minorEastAsia" w:hAnsiTheme="minorEastAsia" w:eastAsiaTheme="minorEastAsia" w:cstheme="minorBidi"/>
+          <w:kern w:val="2"/>
+          <w:sz w:val="21"/>
+          <w:szCs w:val="21"/>
+          <w:lang w:val="en-US" w:eastAsia="zh-CN" w:bidi="ar-SA"/>
+        </w:rPr>
+      </w:pPr>
+      <w:r>
+        <w:rPr>
+          <w:rStyle w:val="FootnoteReference"/>
+        </w:rPr>
+        <w:t>[5]</w:t>
       </w:r>
       <w:r>
         <w:rPr>
@@ -5888,17 +6026,28 @@
           <w:szCs w:val="21"/>
           <w:lang w:val="en-US" w:eastAsia="zh-CN" w:bidi="ar-SA"/>
         </w:rPr>
-        <w:t>]</w:t>
-      </w:r>
-      <w:r>
-        <w:rPr>
-          <w:rFonts w:hint="eastAsia" w:asciiTheme="minorEastAsia" w:hAnsiTheme="minorEastAsia" w:cstheme="minorBidi"/>
+        <w:t>音同“尖吭”。</w:t>
+      </w:r>
+    </w:p>
+  </w:footnote>
+  <w:footnote w:id="2">
+    <w:p>
+      <w:pPr>
+        <w:pStyle w:val="5"/>
+        <w:snapToGrid w:val="0"/>
+        <w:rPr>
+          <w:rFonts w:hint="default" w:asciiTheme="minorEastAsia" w:hAnsiTheme="minorEastAsia" w:eastAsiaTheme="minorEastAsia" w:cstheme="minorBidi"/>
           <w:kern w:val="2"/>
           <w:sz w:val="21"/>
           <w:szCs w:val="21"/>
           <w:lang w:val="en-US" w:eastAsia="zh-CN" w:bidi="ar-SA"/>
         </w:rPr>
-        <w:t>关于本文的真实性及时间还存在争议，《</w:t>
+      </w:pPr>
+      <w:r>
+        <w:rPr>
+          <w:rStyle w:val="FootnoteReference"/>
+        </w:rPr>
+        <w:t>[7]</w:t>
       </w:r>
       <w:r>
         <w:rPr>
@@ -5908,19 +6057,15 @@
           <w:szCs w:val="21"/>
           <w:lang w:val="en-US" w:eastAsia="zh-CN" w:bidi="ar-SA"/>
         </w:rPr>
-        <w:t>毛泽东年谱</w:t>
-      </w:r>
-      <w:r>
-        <w:rPr>
-          <w:rFonts w:hint="eastAsia" w:asciiTheme="minorEastAsia" w:hAnsiTheme="minorEastAsia" w:cstheme="minorBidi"/>
-          <w:kern w:val="2"/>
-          <w:sz w:val="21"/>
-          <w:szCs w:val="21"/>
-          <w:lang w:val="en-US" w:eastAsia="zh-CN" w:bidi="ar-SA"/>
-        </w:rPr>
-        <w:t>》中并未记载。</w:t>
-      </w:r>
-      <w:r>
+        <w:t>音同“专需”。</w:t>
+      </w:r>
+    </w:p>
+  </w:footnote>
+  <w:footnote w:id="3">
+    <w:p>
+      <w:pPr>
+        <w:pStyle w:val="5"/>
+        <w:snapToGrid w:val="0"/>
         <w:rPr>
           <w:rFonts w:hint="eastAsia" w:asciiTheme="minorEastAsia" w:hAnsiTheme="minorEastAsia" w:eastAsiaTheme="minorEastAsia" w:cstheme="minorBidi"/>
           <w:kern w:val="2"/>
@@ -5928,21 +6073,26 @@
           <w:szCs w:val="21"/>
           <w:lang w:val="en-US" w:eastAsia="zh-CN" w:bidi="ar-SA"/>
         </w:rPr>
-        <w:t>本文是根据</w:t>
-      </w:r>
-      <w:r>
-        <w:rPr>
-          <w:rFonts w:hint="eastAsia" w:asciiTheme="minorEastAsia" w:hAnsiTheme="minorEastAsia" w:cstheme="minorBidi"/>
+      </w:pPr>
+      <w:r>
+        <w:rPr>
+          <w:rStyle w:val="FootnoteReference"/>
+        </w:rPr>
+        <w:t>[8]</w:t>
+      </w:r>
+      <w:r>
+        <w:rPr>
+          <w:rFonts w:hint="eastAsia" w:asciiTheme="minorEastAsia" w:hAnsiTheme="minorEastAsia" w:eastAsiaTheme="minorEastAsia" w:cstheme="minorBidi"/>
           <w:kern w:val="2"/>
           <w:sz w:val="21"/>
           <w:szCs w:val="21"/>
           <w:lang w:val="en-US" w:eastAsia="zh-CN" w:bidi="ar-SA"/>
         </w:rPr>
-        <w:t>东方直心同志编著的《毛泽东大传》（2021年终极版）第六卷，第2123页记载内容编辑而成。标题为编者所加。</w:t>
+        <w:t>音同“会”。</w:t>
       </w:r>
     </w:p>
   </w:footnote>
-  <w:footnote w:id="1">
+  <w:footnote w:id="4">
     <w:p>
       <w:pPr>
         <w:pStyle w:val="5"/>
@@ -5957,168 +6107,19 @@
       </w:pPr>
       <w:r>
         <w:rPr>
+          <w:rStyle w:val="FootnoteReference"/>
+        </w:rPr>
+        <w:t>[9]</w:t>
+      </w:r>
+      <w:r>
+        <w:rPr>
           <w:rFonts w:hint="eastAsia" w:asciiTheme="minorEastAsia" w:hAnsiTheme="minorEastAsia" w:eastAsiaTheme="minorEastAsia" w:cstheme="minorBidi"/>
           <w:kern w:val="2"/>
           <w:sz w:val="21"/>
           <w:szCs w:val="21"/>
           <w:lang w:val="en-US" w:eastAsia="zh-CN" w:bidi="ar-SA"/>
         </w:rPr>
-        <w:t>[</w:t>
-      </w:r>
-      <w:r>
-        <w:rPr>
-          <w:rFonts w:hint="eastAsia" w:asciiTheme="minorEastAsia" w:hAnsiTheme="minorEastAsia" w:eastAsiaTheme="minorEastAsia" w:cstheme="minorBidi"/>
-          <w:kern w:val="2"/>
-          <w:sz w:val="21"/>
-          <w:szCs w:val="21"/>
-          <w:lang w:val="en-US" w:eastAsia="zh-CN" w:bidi="ar-SA"/>
-        </w:rPr>
-        <w:footnoteRef/>
-      </w:r>
-      <w:r>
-        <w:rPr>
-          <w:rFonts w:hint="eastAsia" w:asciiTheme="minorEastAsia" w:hAnsiTheme="minorEastAsia" w:eastAsiaTheme="minorEastAsia" w:cstheme="minorBidi"/>
-          <w:kern w:val="2"/>
-          <w:sz w:val="21"/>
-          <w:szCs w:val="21"/>
-          <w:lang w:val="en-US" w:eastAsia="zh-CN" w:bidi="ar-SA"/>
-        </w:rPr>
-        <w:t>]音同“尖吭”。</w:t>
-      </w:r>
-    </w:p>
-  </w:footnote>
-  <w:footnote w:id="2">
-    <w:p>
-      <w:pPr>
-        <w:pStyle w:val="5"/>
-        <w:snapToGrid w:val="0"/>
-        <w:rPr>
-          <w:rFonts w:hint="default" w:asciiTheme="minorEastAsia" w:hAnsiTheme="minorEastAsia" w:eastAsiaTheme="minorEastAsia" w:cstheme="minorBidi"/>
-          <w:kern w:val="2"/>
-          <w:sz w:val="21"/>
-          <w:szCs w:val="21"/>
-          <w:lang w:val="en-US" w:eastAsia="zh-CN" w:bidi="ar-SA"/>
-        </w:rPr>
-      </w:pPr>
-      <w:r>
-        <w:rPr>
-          <w:rFonts w:hint="eastAsia" w:asciiTheme="minorEastAsia" w:hAnsiTheme="minorEastAsia" w:eastAsiaTheme="minorEastAsia" w:cstheme="minorBidi"/>
-          <w:kern w:val="2"/>
-          <w:sz w:val="21"/>
-          <w:szCs w:val="21"/>
-          <w:lang w:val="en-US" w:eastAsia="zh-CN" w:bidi="ar-SA"/>
-        </w:rPr>
-        <w:t>[</w:t>
-      </w:r>
-      <w:r>
-        <w:rPr>
-          <w:rFonts w:hint="eastAsia" w:asciiTheme="minorEastAsia" w:hAnsiTheme="minorEastAsia" w:eastAsiaTheme="minorEastAsia" w:cstheme="minorBidi"/>
-          <w:kern w:val="2"/>
-          <w:sz w:val="21"/>
-          <w:szCs w:val="21"/>
-          <w:lang w:val="en-US" w:eastAsia="zh-CN" w:bidi="ar-SA"/>
-        </w:rPr>
-        <w:footnoteRef/>
-      </w:r>
-      <w:r>
-        <w:rPr>
-          <w:rFonts w:hint="eastAsia" w:asciiTheme="minorEastAsia" w:hAnsiTheme="minorEastAsia" w:eastAsiaTheme="minorEastAsia" w:cstheme="minorBidi"/>
-          <w:kern w:val="2"/>
-          <w:sz w:val="21"/>
-          <w:szCs w:val="21"/>
-          <w:lang w:val="en-US" w:eastAsia="zh-CN" w:bidi="ar-SA"/>
-        </w:rPr>
-        <w:t>]音同“专需”。</w:t>
-      </w:r>
-    </w:p>
-  </w:footnote>
-  <w:footnote w:id="3">
-    <w:p>
-      <w:pPr>
-        <w:pStyle w:val="5"/>
-        <w:snapToGrid w:val="0"/>
-        <w:rPr>
-          <w:rFonts w:hint="eastAsia" w:asciiTheme="minorEastAsia" w:hAnsiTheme="minorEastAsia" w:eastAsiaTheme="minorEastAsia" w:cstheme="minorBidi"/>
-          <w:kern w:val="2"/>
-          <w:sz w:val="21"/>
-          <w:szCs w:val="21"/>
-          <w:lang w:val="en-US" w:eastAsia="zh-CN" w:bidi="ar-SA"/>
-        </w:rPr>
-      </w:pPr>
-      <w:r>
-        <w:rPr>
-          <w:rFonts w:hint="eastAsia" w:asciiTheme="minorEastAsia" w:hAnsiTheme="minorEastAsia" w:eastAsiaTheme="minorEastAsia" w:cstheme="minorBidi"/>
-          <w:kern w:val="2"/>
-          <w:sz w:val="21"/>
-          <w:szCs w:val="21"/>
-          <w:lang w:val="en-US" w:eastAsia="zh-CN" w:bidi="ar-SA"/>
-        </w:rPr>
-        <w:t>[</w:t>
-      </w:r>
-      <w:r>
-        <w:rPr>
-          <w:rFonts w:hint="eastAsia" w:asciiTheme="minorEastAsia" w:hAnsiTheme="minorEastAsia" w:eastAsiaTheme="minorEastAsia" w:cstheme="minorBidi"/>
-          <w:kern w:val="2"/>
-          <w:sz w:val="21"/>
-          <w:szCs w:val="21"/>
-          <w:lang w:val="en-US" w:eastAsia="zh-CN" w:bidi="ar-SA"/>
-        </w:rPr>
-        <w:footnoteRef/>
-      </w:r>
-      <w:r>
-        <w:rPr>
-          <w:rFonts w:hint="eastAsia" w:asciiTheme="minorEastAsia" w:hAnsiTheme="minorEastAsia" w:eastAsiaTheme="minorEastAsia" w:cstheme="minorBidi"/>
-          <w:kern w:val="2"/>
-          <w:sz w:val="21"/>
-          <w:szCs w:val="21"/>
-          <w:lang w:val="en-US" w:eastAsia="zh-CN" w:bidi="ar-SA"/>
-        </w:rPr>
-        <w:t>]音同“会”。</w:t>
-      </w:r>
-    </w:p>
-  </w:footnote>
-  <w:footnote w:id="4">
-    <w:p>
-      <w:pPr>
-        <w:pStyle w:val="5"/>
-        <w:snapToGrid w:val="0"/>
-        <w:rPr>
-          <w:rFonts w:hint="default" w:asciiTheme="minorEastAsia" w:hAnsiTheme="minorEastAsia" w:eastAsiaTheme="minorEastAsia" w:cstheme="minorBidi"/>
-          <w:kern w:val="2"/>
-          <w:sz w:val="21"/>
-          <w:szCs w:val="21"/>
-          <w:lang w:val="en-US" w:eastAsia="zh-CN" w:bidi="ar-SA"/>
-        </w:rPr>
-      </w:pPr>
-      <w:r>
-        <w:rPr>
-          <w:rFonts w:hint="eastAsia" w:asciiTheme="minorEastAsia" w:hAnsiTheme="minorEastAsia" w:eastAsiaTheme="minorEastAsia" w:cstheme="minorBidi"/>
-          <w:kern w:val="2"/>
-          <w:sz w:val="21"/>
-          <w:szCs w:val="21"/>
-          <w:lang w:val="en-US" w:eastAsia="zh-CN" w:bidi="ar-SA"/>
-        </w:rPr>
-        <w:t>[</w:t>
-      </w:r>
-      <w:r>
-        <w:rPr>
-          <w:rFonts w:hint="eastAsia" w:asciiTheme="minorEastAsia" w:hAnsiTheme="minorEastAsia" w:eastAsiaTheme="minorEastAsia" w:cstheme="minorBidi"/>
-          <w:kern w:val="2"/>
-          <w:sz w:val="21"/>
-          <w:szCs w:val="21"/>
-          <w:lang w:val="en-US" w:eastAsia="zh-CN" w:bidi="ar-SA"/>
-        </w:rPr>
-        <w:footnoteRef/>
-      </w:r>
-      <w:r>
-        <w:rPr>
-          <w:rFonts w:hint="eastAsia" w:asciiTheme="minorEastAsia" w:hAnsiTheme="minorEastAsia" w:eastAsiaTheme="minorEastAsia" w:cstheme="minorBidi"/>
-          <w:kern w:val="2"/>
-          <w:sz w:val="21"/>
-          <w:szCs w:val="21"/>
-          <w:lang w:val="en-US" w:eastAsia="zh-CN" w:bidi="ar-SA"/>
-        </w:rPr>
-        <w:t>]音同“显允”。</w:t>
+        <w:t>音同“显允”。</w:t>
       </w:r>
     </w:p>
   </w:footnote>
@@ -6135,15 +6136,25 @@
       </w:pPr>
       <w:r>
         <w:rPr>
+          <w:rStyle w:val="FootnoteReference"/>
+        </w:rPr>
+        <w:t>[3]</w:t>
+      </w:r>
+      <w:r>
+        <w:rPr>
           <w:rFonts w:asciiTheme="minorEastAsia" w:hAnsiTheme="minorEastAsia" w:eastAsiaTheme="minorEastAsia" w:cstheme="minorBidi"/>
           <w:kern w:val="2"/>
           <w:sz w:val="21"/>
           <w:szCs w:val="21"/>
           <w:lang w:val="en-US" w:eastAsia="zh-CN" w:bidi="ar-SA"/>
         </w:rPr>
-        <w:footnoteRef/>
-      </w:r>
-      <w:r>
+        <w:t xml:space="preserve">江渭清（1910—2000），湖南平江人，1929年加入中国共产党。时任中共江苏省委第二书记、华东局委员。</w:t>
+      </w:r>
+    </w:p>
+  </w:footnote>
+  <w:footnote w:id="13">
+    <w:p>
+      <w:pPr>
         <w:rPr>
           <w:rFonts w:asciiTheme="minorEastAsia" w:hAnsiTheme="minorEastAsia" w:eastAsiaTheme="minorEastAsia" w:cstheme="minorBidi"/>
           <w:kern w:val="2"/>
@@ -6151,13 +6162,14 @@
           <w:szCs w:val="21"/>
           <w:lang w:val="en-US" w:eastAsia="zh-CN" w:bidi="ar-SA"/>
         </w:rPr>
-        <w:t xml:space="preserve">江渭清（1910—2000），湖南平江人，1929年加入中国共产党。时任中共江苏省委第二书记、华东局委员。</w:t>
-      </w:r>
-    </w:p>
-  </w:footnote>
-  <w:footnote w:id="13">
-    <w:p>
-      <w:pPr>
+      </w:pPr>
+      <w:r>
+        <w:rPr>
+          <w:rStyle w:val="FootnoteReference"/>
+        </w:rPr>
+        <w:t>[1]</w:t>
+      </w:r>
+      <w:r>
         <w:rPr>
           <w:rFonts w:asciiTheme="minorEastAsia" w:hAnsiTheme="minorEastAsia" w:eastAsiaTheme="minorEastAsia" w:cstheme="minorBidi"/>
           <w:kern w:val="2"/>
@@ -6165,8 +6177,13 @@
           <w:szCs w:val="21"/>
           <w:lang w:val="en-US" w:eastAsia="zh-CN" w:bidi="ar-SA"/>
         </w:rPr>
-      </w:pPr>
-      <w:r>
+        <w:t xml:space="preserve">徐州，古称彭城，位于江苏省西北部，地处江苏、山东、河南、安徽四省交界处，历史上是兵家必争之地。</w:t>
+      </w:r>
+    </w:p>
+  </w:footnote>
+  <w:footnote w:id="14">
+    <w:p>
+      <w:pPr>
         <w:rPr>
           <w:rFonts w:asciiTheme="minorEastAsia" w:hAnsiTheme="minorEastAsia" w:eastAsiaTheme="minorEastAsia" w:cstheme="minorBidi"/>
           <w:kern w:val="2"/>
@@ -6174,7 +6191,12 @@
           <w:szCs w:val="21"/>
           <w:lang w:val="en-US" w:eastAsia="zh-CN" w:bidi="ar-SA"/>
         </w:rPr>
-        <w:footnoteRef/>
+      </w:pPr>
+      <w:r>
+        <w:rPr>
+          <w:rStyle w:val="FootnoteReference"/>
+        </w:rPr>
+        <w:t>[4]</w:t>
       </w:r>
       <w:r>
         <w:rPr>
@@ -6184,11 +6206,11 @@
           <w:szCs w:val="21"/>
           <w:lang w:val="en-US" w:eastAsia="zh-CN" w:bidi="ar-SA"/>
         </w:rPr>
-        <w:t xml:space="preserve">徐州，古称彭城，位于江苏省西北部，地处江苏、山东、河南、安徽四省交界处，历史上是兵家必争之地。</w:t>
+        <w:t xml:space="preserve">九州，中国古代对全国的行政区域划分。据《尚书·禹贡》记载，大禹治水后将全国划分为冀、兖、青、徐、扬、荆、豫、梁、雍九州。</w:t>
       </w:r>
     </w:p>
   </w:footnote>
-  <w:footnote w:id="14">
+  <w:footnote w:id="15">
     <w:p>
       <w:pPr>
         <w:rPr>
@@ -6201,15 +6223,25 @@
       </w:pPr>
       <w:r>
         <w:rPr>
+          <w:rStyle w:val="FootnoteReference"/>
+        </w:rPr>
+        <w:t>[6]</w:t>
+      </w:r>
+      <w:r>
+        <w:rPr>
           <w:rFonts w:asciiTheme="minorEastAsia" w:hAnsiTheme="minorEastAsia" w:eastAsiaTheme="minorEastAsia" w:cstheme="minorBidi"/>
           <w:kern w:val="2"/>
           <w:sz w:val="21"/>
           <w:szCs w:val="21"/>
           <w:lang w:val="en-US" w:eastAsia="zh-CN" w:bidi="ar-SA"/>
         </w:rPr>
-        <w:footnoteRef/>
-      </w:r>
-      <w:r>
+        <w:t xml:space="preserve">彭祖，传说中远古人物，姓篯名铿，尧帝封之于大彭（今徐州一带），建立大彭国，传说寿八百岁。是中国古代养生学和烹饪的祖师。</w:t>
+      </w:r>
+    </w:p>
+  </w:footnote>
+  <w:footnote w:id="16">
+    <w:p>
+      <w:pPr>
         <w:rPr>
           <w:rFonts w:asciiTheme="minorEastAsia" w:hAnsiTheme="minorEastAsia" w:eastAsiaTheme="minorEastAsia" w:cstheme="minorBidi"/>
           <w:kern w:val="2"/>
@@ -6217,13 +6249,14 @@
           <w:szCs w:val="21"/>
           <w:lang w:val="en-US" w:eastAsia="zh-CN" w:bidi="ar-SA"/>
         </w:rPr>
-        <w:t xml:space="preserve">九州，中国古代对全国的行政区域划分。据《尚书·禹贡》记载，大禹治水后将全国划分为冀、兖、青、徐、扬、荆、豫、梁、雍九州。</w:t>
-      </w:r>
-    </w:p>
-  </w:footnote>
-  <w:footnote w:id="15">
-    <w:p>
-      <w:pPr>
+      </w:pPr>
+      <w:r>
+        <w:rPr>
+          <w:rStyle w:val="FootnoteReference"/>
+        </w:rPr>
+        <w:t>[10]</w:t>
+      </w:r>
+      <w:r>
         <w:rPr>
           <w:rFonts w:asciiTheme="minorEastAsia" w:hAnsiTheme="minorEastAsia" w:eastAsiaTheme="minorEastAsia" w:cstheme="minorBidi"/>
           <w:kern w:val="2"/>
@@ -6231,8 +6264,13 @@
           <w:szCs w:val="21"/>
           <w:lang w:val="en-US" w:eastAsia="zh-CN" w:bidi="ar-SA"/>
         </w:rPr>
-      </w:pPr>
-      <w:r>
+        <w:t xml:space="preserve">滕代远（1904—1974），湖南麻阳人，1925年加入中国共产党。时任铁道部部长。平江起义的主要领导人之一。</w:t>
+      </w:r>
+    </w:p>
+  </w:footnote>
+  <w:footnote w:id="17">
+    <w:p>
+      <w:pPr>
         <w:rPr>
           <w:rFonts w:asciiTheme="minorEastAsia" w:hAnsiTheme="minorEastAsia" w:eastAsiaTheme="minorEastAsia" w:cstheme="minorBidi"/>
           <w:kern w:val="2"/>
@@ -6240,7 +6278,12 @@
           <w:szCs w:val="21"/>
           <w:lang w:val="en-US" w:eastAsia="zh-CN" w:bidi="ar-SA"/>
         </w:rPr>
-        <w:footnoteRef/>
+      </w:pPr>
+      <w:r>
+        <w:rPr>
+          <w:rStyle w:val="FootnoteReference"/>
+        </w:rPr>
+        <w:t>[12]</w:t>
       </w:r>
       <w:r>
         <w:rPr>
@@ -6250,11 +6293,11 @@
           <w:szCs w:val="21"/>
           <w:lang w:val="en-US" w:eastAsia="zh-CN" w:bidi="ar-SA"/>
         </w:rPr>
-        <w:t xml:space="preserve">彭祖，传说中远古人物，姓篯名铿，尧帝封之于大彭（今徐州一带），建立大彭国，传说寿八百岁。是中国古代养生学和烹饪的祖师。</w:t>
+        <w:t xml:space="preserve">杨尚昆（1907—1998），四川潼南人，时任中共中央办公厅主任。</w:t>
       </w:r>
     </w:p>
   </w:footnote>
-  <w:footnote w:id="16">
+  <w:footnote w:id="18">
     <w:p>
       <w:pPr>
         <w:rPr>
@@ -6267,15 +6310,25 @@
       </w:pPr>
       <w:r>
         <w:rPr>
+          <w:rStyle w:val="FootnoteReference"/>
+        </w:rPr>
+        <w:t>[11]</w:t>
+      </w:r>
+      <w:r>
+        <w:rPr>
           <w:rFonts w:asciiTheme="minorEastAsia" w:hAnsiTheme="minorEastAsia" w:eastAsiaTheme="minorEastAsia" w:cstheme="minorBidi"/>
           <w:kern w:val="2"/>
           <w:sz w:val="21"/>
           <w:szCs w:val="21"/>
           <w:lang w:val="en-US" w:eastAsia="zh-CN" w:bidi="ar-SA"/>
         </w:rPr>
-        <w:footnoteRef/>
-      </w:r>
-      <w:r>
+        <w:t xml:space="preserve">汪东兴（1916—2015），江西弋阳人，时任中共中央办公厅警卫处处长。</w:t>
+      </w:r>
+    </w:p>
+  </w:footnote>
+  <w:footnote w:id="19">
+    <w:p>
+      <w:pPr>
         <w:rPr>
           <w:rFonts w:asciiTheme="minorEastAsia" w:hAnsiTheme="minorEastAsia" w:eastAsiaTheme="minorEastAsia" w:cstheme="minorBidi"/>
           <w:kern w:val="2"/>
@@ -6283,13 +6336,14 @@
           <w:szCs w:val="21"/>
           <w:lang w:val="en-US" w:eastAsia="zh-CN" w:bidi="ar-SA"/>
         </w:rPr>
-        <w:t xml:space="preserve">滕代远（1904—1974），湖南麻阳人，1925年加入中国共产党。时任铁道部部长。平江起义的主要领导人之一。</w:t>
-      </w:r>
-    </w:p>
-  </w:footnote>
-  <w:footnote w:id="17">
-    <w:p>
-      <w:pPr>
+      </w:pPr>
+      <w:r>
+        <w:rPr>
+          <w:rStyle w:val="FootnoteReference"/>
+        </w:rPr>
+        <w:t>[13]</w:t>
+      </w:r>
+      <w:r>
         <w:rPr>
           <w:rFonts w:asciiTheme="minorEastAsia" w:hAnsiTheme="minorEastAsia" w:eastAsiaTheme="minorEastAsia" w:cstheme="minorBidi"/>
           <w:kern w:val="2"/>
@@ -6297,8 +6351,13 @@
           <w:szCs w:val="21"/>
           <w:lang w:val="en-US" w:eastAsia="zh-CN" w:bidi="ar-SA"/>
         </w:rPr>
-      </w:pPr>
-      <w:r>
+        <w:t xml:space="preserve">砀山酥梨，产于安徽省砀山县，以果实硕大、皮薄汁多闻名。单个果实可达1公斤以上，是中国著名梨品种之一。</w:t>
+      </w:r>
+    </w:p>
+  </w:footnote>
+  <w:footnote w:id="20">
+    <w:p>
+      <w:pPr>
         <w:rPr>
           <w:rFonts w:asciiTheme="minorEastAsia" w:hAnsiTheme="minorEastAsia" w:eastAsiaTheme="minorEastAsia" w:cstheme="minorBidi"/>
           <w:kern w:val="2"/>
@@ -6306,7 +6365,12 @@
           <w:szCs w:val="21"/>
           <w:lang w:val="en-US" w:eastAsia="zh-CN" w:bidi="ar-SA"/>
         </w:rPr>
-        <w:footnoteRef/>
+      </w:pPr>
+      <w:r>
+        <w:rPr>
+          <w:rStyle w:val="FootnoteReference"/>
+        </w:rPr>
+        <w:t>[15]</w:t>
       </w:r>
       <w:r>
         <w:rPr>
@@ -6316,11 +6380,11 @@
           <w:szCs w:val="21"/>
           <w:lang w:val="en-US" w:eastAsia="zh-CN" w:bidi="ar-SA"/>
         </w:rPr>
-        <w:t xml:space="preserve">杨尚昆（1907—1998），四川潼南人，时任中共中央办公厅主任。</w:t>
+        <w:t xml:space="preserve">云龙山，位于徐州市南部，由九座山头组成，绵延约3公里。山上有兴化寺、放鹤亭等名胜，苏轼在徐州任知州时曾写下《放鹤亭记》。</w:t>
       </w:r>
     </w:p>
   </w:footnote>
-  <w:footnote w:id="18">
+  <w:footnote w:id="21">
     <w:p>
       <w:pPr>
         <w:rPr>
@@ -6333,15 +6397,25 @@
       </w:pPr>
       <w:r>
         <w:rPr>
+          <w:rStyle w:val="FootnoteReference"/>
+        </w:rPr>
+        <w:t>[14]</w:t>
+      </w:r>
+      <w:r>
+        <w:rPr>
           <w:rFonts w:asciiTheme="minorEastAsia" w:hAnsiTheme="minorEastAsia" w:eastAsiaTheme="minorEastAsia" w:cstheme="minorBidi"/>
           <w:kern w:val="2"/>
           <w:sz w:val="21"/>
           <w:szCs w:val="21"/>
           <w:lang w:val="en-US" w:eastAsia="zh-CN" w:bidi="ar-SA"/>
         </w:rPr>
-        <w:footnoteRef/>
-      </w:r>
-      <w:r>
+        <w:t xml:space="preserve">黄河故道，指历史上黄河改道后废弃的旧河道。徐州境内的黄河故道是清咸丰五年（1855年）黄河在铜瓦厢决口北徙后留下的旧河床。</w:t>
+      </w:r>
+    </w:p>
+  </w:footnote>
+  <w:footnote w:id="22">
+    <w:p>
+      <w:pPr>
         <w:rPr>
           <w:rFonts w:asciiTheme="minorEastAsia" w:hAnsiTheme="minorEastAsia" w:eastAsiaTheme="minorEastAsia" w:cstheme="minorBidi"/>
           <w:kern w:val="2"/>
@@ -6349,13 +6423,14 @@
           <w:szCs w:val="21"/>
           <w:lang w:val="en-US" w:eastAsia="zh-CN" w:bidi="ar-SA"/>
         </w:rPr>
-        <w:t xml:space="preserve">汪东兴（1916—2015），江西弋阳人，时任中共中央办公厅警卫处处长。</w:t>
-      </w:r>
-    </w:p>
-  </w:footnote>
-  <w:footnote w:id="19">
-    <w:p>
-      <w:pPr>
+      </w:pPr>
+      <w:r>
+        <w:rPr>
+          <w:rStyle w:val="FootnoteReference"/>
+        </w:rPr>
+        <w:t>[16]</w:t>
+      </w:r>
+      <w:r>
         <w:rPr>
           <w:rFonts w:asciiTheme="minorEastAsia" w:hAnsiTheme="minorEastAsia" w:eastAsiaTheme="minorEastAsia" w:cstheme="minorBidi"/>
           <w:kern w:val="2"/>
@@ -6363,8 +6438,13 @@
           <w:szCs w:val="21"/>
           <w:lang w:val="en-US" w:eastAsia="zh-CN" w:bidi="ar-SA"/>
         </w:rPr>
-      </w:pPr>
-      <w:r>
+        <w:t xml:space="preserve">《放鹤亭记》，北宋苏轼任徐州知州时所作散文，记述云龙山隐士张山人驯养双鹤的故事，是唐宋散文名篇。</w:t>
+      </w:r>
+    </w:p>
+  </w:footnote>
+  <w:footnote w:id="23">
+    <w:p>
+      <w:pPr>
         <w:rPr>
           <w:rFonts w:asciiTheme="minorEastAsia" w:hAnsiTheme="minorEastAsia" w:eastAsiaTheme="minorEastAsia" w:cstheme="minorBidi"/>
           <w:kern w:val="2"/>
@@ -6372,7 +6452,12 @@
           <w:szCs w:val="21"/>
           <w:lang w:val="en-US" w:eastAsia="zh-CN" w:bidi="ar-SA"/>
         </w:rPr>
-        <w:footnoteRef/>
+      </w:pPr>
+      <w:r>
+        <w:rPr>
+          <w:rStyle w:val="FootnoteReference"/>
+        </w:rPr>
+        <w:t>[17]</w:t>
       </w:r>
       <w:r>
         <w:rPr>
@@ -6382,11 +6467,11 @@
           <w:szCs w:val="21"/>
           <w:lang w:val="en-US" w:eastAsia="zh-CN" w:bidi="ar-SA"/>
         </w:rPr>
-        <w:t xml:space="preserve">砀山酥梨，产于安徽省砀山县，以果实硕大、皮薄汁多闻名。单个果实可达1公斤以上，是中国著名梨品种之一。</w:t>
+        <w:t xml:space="preserve">乾隆（爱新觉罗·弘历，1711—1799），清高宗，清朝第六位皇帝，在位60年。曾六次南巡途经徐州，在此留下大量诗文。</w:t>
       </w:r>
     </w:p>
   </w:footnote>
-  <w:footnote w:id="20">
+  <w:footnote w:id="24">
     <w:p>
       <w:pPr>
         <w:rPr>
@@ -6399,15 +6484,25 @@
       </w:pPr>
       <w:r>
         <w:rPr>
+          <w:rStyle w:val="FootnoteReference"/>
+        </w:rPr>
+        <w:t>[23]</w:t>
+      </w:r>
+      <w:r>
+        <w:rPr>
           <w:rFonts w:asciiTheme="minorEastAsia" w:hAnsiTheme="minorEastAsia" w:eastAsiaTheme="minorEastAsia" w:cstheme="minorBidi"/>
           <w:kern w:val="2"/>
           <w:sz w:val="21"/>
           <w:szCs w:val="21"/>
           <w:lang w:val="en-US" w:eastAsia="zh-CN" w:bidi="ar-SA"/>
         </w:rPr>
-        <w:footnoteRef/>
-      </w:r>
-      <w:r>
+        <w:t xml:space="preserve">九里山，位于徐州市西北郊，东西绵延约九里，是楚汉相争时期的重要古战场。</w:t>
+      </w:r>
+    </w:p>
+  </w:footnote>
+  <w:footnote w:id="25">
+    <w:p>
+      <w:pPr>
         <w:rPr>
           <w:rFonts w:asciiTheme="minorEastAsia" w:hAnsiTheme="minorEastAsia" w:eastAsiaTheme="minorEastAsia" w:cstheme="minorBidi"/>
           <w:kern w:val="2"/>
@@ -6415,13 +6510,14 @@
           <w:szCs w:val="21"/>
           <w:lang w:val="en-US" w:eastAsia="zh-CN" w:bidi="ar-SA"/>
         </w:rPr>
-        <w:t xml:space="preserve">云龙山，位于徐州市南部，由九座山头组成，绵延约3公里。山上有兴化寺、放鹤亭等名胜，苏轼在徐州任知州时曾写下《放鹤亭记》。</w:t>
-      </w:r>
-    </w:p>
-  </w:footnote>
-  <w:footnote w:id="21">
-    <w:p>
-      <w:pPr>
+      </w:pPr>
+      <w:r>
+        <w:rPr>
+          <w:rStyle w:val="FootnoteReference"/>
+        </w:rPr>
+        <w:t>[22]</w:t>
+      </w:r>
+      <w:r>
         <w:rPr>
           <w:rFonts w:asciiTheme="minorEastAsia" w:hAnsiTheme="minorEastAsia" w:eastAsiaTheme="minorEastAsia" w:cstheme="minorBidi"/>
           <w:kern w:val="2"/>
@@ -6429,8 +6525,13 @@
           <w:szCs w:val="21"/>
           <w:lang w:val="en-US" w:eastAsia="zh-CN" w:bidi="ar-SA"/>
         </w:rPr>
-      </w:pPr>
-      <w:r>
+        <w:t xml:space="preserve">楚汉相争（公元前206—前202年），秦朝灭亡后，西楚霸王项羽与汉王刘邦为争夺天下而进行的五年战争，最终刘邦获胜，建立西汉。</w:t>
+      </w:r>
+    </w:p>
+  </w:footnote>
+  <w:footnote w:id="26">
+    <w:p>
+      <w:pPr>
         <w:rPr>
           <w:rFonts w:asciiTheme="minorEastAsia" w:hAnsiTheme="minorEastAsia" w:eastAsiaTheme="minorEastAsia" w:cstheme="minorBidi"/>
           <w:kern w:val="2"/>
@@ -6438,7 +6539,12 @@
           <w:szCs w:val="21"/>
           <w:lang w:val="en-US" w:eastAsia="zh-CN" w:bidi="ar-SA"/>
         </w:rPr>
-        <w:footnoteRef/>
+      </w:pPr>
+      <w:r>
+        <w:rPr>
+          <w:rStyle w:val="FootnoteReference"/>
+        </w:rPr>
+        <w:t>[18]</w:t>
       </w:r>
       <w:r>
         <w:rPr>
@@ -6448,11 +6554,11 @@
           <w:szCs w:val="21"/>
           <w:lang w:val="en-US" w:eastAsia="zh-CN" w:bidi="ar-SA"/>
         </w:rPr>
-        <w:t xml:space="preserve">黄河故道，指历史上黄河改道后废弃的旧河道。徐州境内的黄河故道是清咸丰五年（1855年）黄河在铜瓦厢决口北徙后留下的旧河床。</w:t>
+        <w:t xml:space="preserve">刘邦（公元前256—前195年），沛县丰邑（今江苏徐州丰县）人，西汉开国皇帝，庙号太祖，谥号高皇帝，史称汉高祖。</w:t>
       </w:r>
     </w:p>
   </w:footnote>
-  <w:footnote w:id="22">
+  <w:footnote w:id="27">
     <w:p>
       <w:pPr>
         <w:rPr>
@@ -6465,15 +6571,25 @@
       </w:pPr>
       <w:r>
         <w:rPr>
+          <w:rStyle w:val="FootnoteReference"/>
+        </w:rPr>
+        <w:t>[24]</w:t>
+      </w:r>
+      <w:r>
+        <w:rPr>
           <w:rFonts w:asciiTheme="minorEastAsia" w:hAnsiTheme="minorEastAsia" w:eastAsiaTheme="minorEastAsia" w:cstheme="minorBidi"/>
           <w:kern w:val="2"/>
           <w:sz w:val="21"/>
           <w:szCs w:val="21"/>
           <w:lang w:val="en-US" w:eastAsia="zh-CN" w:bidi="ar-SA"/>
         </w:rPr>
-        <w:footnoteRef/>
-      </w:r>
-      <w:r>
+        <w:t xml:space="preserve">项羽（公元前232—前202年），名籍，下相（今江苏宿迁）人。自号西楚霸王。在楚汉战争中兵败垓下，自刎乌江。</w:t>
+      </w:r>
+    </w:p>
+  </w:footnote>
+  <w:footnote w:id="28">
+    <w:p>
+      <w:pPr>
         <w:rPr>
           <w:rFonts w:asciiTheme="minorEastAsia" w:hAnsiTheme="minorEastAsia" w:eastAsiaTheme="minorEastAsia" w:cstheme="minorBidi"/>
           <w:kern w:val="2"/>
@@ -6481,13 +6597,14 @@
           <w:szCs w:val="21"/>
           <w:lang w:val="en-US" w:eastAsia="zh-CN" w:bidi="ar-SA"/>
         </w:rPr>
-        <w:t xml:space="preserve">《放鹤亭记》，北宋苏轼任徐州知州时所作散文，记述云龙山隐士张山人驯养双鹤的故事，是唐宋散文名篇。</w:t>
-      </w:r>
-    </w:p>
-  </w:footnote>
-  <w:footnote w:id="23">
-    <w:p>
-      <w:pPr>
+      </w:pPr>
+      <w:r>
+        <w:rPr>
+          <w:rStyle w:val="FootnoteReference"/>
+        </w:rPr>
+        <w:t>[20]</w:t>
+      </w:r>
+      <w:r>
         <w:rPr>
           <w:rFonts w:asciiTheme="minorEastAsia" w:hAnsiTheme="minorEastAsia" w:eastAsiaTheme="minorEastAsia" w:cstheme="minorBidi"/>
           <w:kern w:val="2"/>
@@ -6495,8 +6612,13 @@
           <w:szCs w:val="21"/>
           <w:lang w:val="en-US" w:eastAsia="zh-CN" w:bidi="ar-SA"/>
         </w:rPr>
-      </w:pPr>
-      <w:r>
+        <w:t xml:space="preserve">张良（？—前186年），字子房，西汉开国功臣，与韩信、萧何并称“汉初三杰”。曾在下邳圯桥遇黄石公，得授《太公兵法》。</w:t>
+      </w:r>
+    </w:p>
+  </w:footnote>
+  <w:footnote w:id="29">
+    <w:p>
+      <w:pPr>
         <w:rPr>
           <w:rFonts w:asciiTheme="minorEastAsia" w:hAnsiTheme="minorEastAsia" w:eastAsiaTheme="minorEastAsia" w:cstheme="minorBidi"/>
           <w:kern w:val="2"/>
@@ -6504,7 +6626,12 @@
           <w:szCs w:val="21"/>
           <w:lang w:val="en-US" w:eastAsia="zh-CN" w:bidi="ar-SA"/>
         </w:rPr>
-        <w:footnoteRef/>
+      </w:pPr>
+      <w:r>
+        <w:rPr>
+          <w:rStyle w:val="FootnoteReference"/>
+        </w:rPr>
+        <w:t>[25]</w:t>
       </w:r>
       <w:r>
         <w:rPr>
@@ -6514,11 +6641,11 @@
           <w:szCs w:val="21"/>
           <w:lang w:val="en-US" w:eastAsia="zh-CN" w:bidi="ar-SA"/>
         </w:rPr>
-        <w:t xml:space="preserve">乾隆（爱新觉罗·弘历，1711—1799），清高宗，清朝第六位皇帝，在位60年。曾六次南巡途经徐州，在此留下大量诗文。</w:t>
+        <w:t xml:space="preserve">韩信（？—前196年），淮阴（今江苏淮安）人。西汉开国功臣，“汉初三杰”之一。善用兵，被后世誉为“兵仙”。楚汉战争中以“十面埋伏”之计围困项羽于垓下。</w:t>
       </w:r>
     </w:p>
   </w:footnote>
-  <w:footnote w:id="24">
+  <w:footnote w:id="30">
     <w:p>
       <w:pPr>
         <w:rPr>
@@ -6531,15 +6658,25 @@
       </w:pPr>
       <w:r>
         <w:rPr>
+          <w:rStyle w:val="FootnoteReference"/>
+        </w:rPr>
+        <w:t>[19]</w:t>
+      </w:r>
+      <w:r>
+        <w:rPr>
           <w:rFonts w:asciiTheme="minorEastAsia" w:hAnsiTheme="minorEastAsia" w:eastAsiaTheme="minorEastAsia" w:cstheme="minorBidi"/>
           <w:kern w:val="2"/>
           <w:sz w:val="21"/>
           <w:szCs w:val="21"/>
           <w:lang w:val="en-US" w:eastAsia="zh-CN" w:bidi="ar-SA"/>
         </w:rPr>
-        <w:footnoteRef/>
-      </w:r>
-      <w:r>
+        <w:t xml:space="preserve">萧何（？—前193年），沛县丰邑人，西汉开国功臣，“汉初三杰”之一。汉初任丞相，制定律令制度。</w:t>
+      </w:r>
+    </w:p>
+  </w:footnote>
+  <w:footnote w:id="31">
+    <w:p>
+      <w:pPr>
         <w:rPr>
           <w:rFonts w:asciiTheme="minorEastAsia" w:hAnsiTheme="minorEastAsia" w:eastAsiaTheme="minorEastAsia" w:cstheme="minorBidi"/>
           <w:kern w:val="2"/>
@@ -6547,13 +6684,14 @@
           <w:szCs w:val="21"/>
           <w:lang w:val="en-US" w:eastAsia="zh-CN" w:bidi="ar-SA"/>
         </w:rPr>
-        <w:t xml:space="preserve">九里山，位于徐州市西北郊，东西绵延约九里，是楚汉相争时期的重要古战场。</w:t>
-      </w:r>
-    </w:p>
-  </w:footnote>
-  <w:footnote w:id="25">
-    <w:p>
-      <w:pPr>
+      </w:pPr>
+      <w:r>
+        <w:rPr>
+          <w:rStyle w:val="FootnoteReference"/>
+        </w:rPr>
+        <w:t>[27]</w:t>
+      </w:r>
+      <w:r>
         <w:rPr>
           <w:rFonts w:asciiTheme="minorEastAsia" w:hAnsiTheme="minorEastAsia" w:eastAsiaTheme="minorEastAsia" w:cstheme="minorBidi"/>
           <w:kern w:val="2"/>
@@ -6561,8 +6699,13 @@
           <w:szCs w:val="21"/>
           <w:lang w:val="en-US" w:eastAsia="zh-CN" w:bidi="ar-SA"/>
         </w:rPr>
-      </w:pPr>
-      <w:r>
+        <w:t xml:space="preserve">约法三章，公元前206年刘邦率军攻入咸阳后，与关中百姓“约法三章”：“杀人者死，伤人及盗抵罪”。此举深得民心。</w:t>
+      </w:r>
+    </w:p>
+  </w:footnote>
+  <w:footnote w:id="32">
+    <w:p>
+      <w:pPr>
         <w:rPr>
           <w:rFonts w:asciiTheme="minorEastAsia" w:hAnsiTheme="minorEastAsia" w:eastAsiaTheme="minorEastAsia" w:cstheme="minorBidi"/>
           <w:kern w:val="2"/>
@@ -6570,7 +6713,12 @@
           <w:szCs w:val="21"/>
           <w:lang w:val="en-US" w:eastAsia="zh-CN" w:bidi="ar-SA"/>
         </w:rPr>
-        <w:footnoteRef/>
+      </w:pPr>
+      <w:r>
+        <w:rPr>
+          <w:rStyle w:val="FootnoteReference"/>
+        </w:rPr>
+        <w:t>[21]</w:t>
       </w:r>
       <w:r>
         <w:rPr>
@@ -6580,11 +6728,11 @@
           <w:szCs w:val="21"/>
           <w:lang w:val="en-US" w:eastAsia="zh-CN" w:bidi="ar-SA"/>
         </w:rPr>
-        <w:t xml:space="preserve">楚汉相争（公元前206—前202年），秦朝灭亡后，西楚霸王项羽与汉王刘邦为争夺天下而进行的五年战争，最终刘邦获胜，建立西汉。</w:t>
+        <w:t xml:space="preserve">司马迁（公元前145—前86年？），字子长，夏阳（今陕西韩城）人。西汉著名史学家，著有中国第一部纪传体通史《史记》。</w:t>
       </w:r>
     </w:p>
   </w:footnote>
-  <w:footnote w:id="26">
+  <w:footnote w:id="33">
     <w:p>
       <w:pPr>
         <w:rPr>
@@ -6597,244 +6745,9 @@
       </w:pPr>
       <w:r>
         <w:rPr>
-          <w:rFonts w:asciiTheme="minorEastAsia" w:hAnsiTheme="minorEastAsia" w:eastAsiaTheme="minorEastAsia" w:cstheme="minorBidi"/>
-          <w:kern w:val="2"/>
-          <w:sz w:val="21"/>
-          <w:szCs w:val="21"/>
-          <w:lang w:val="en-US" w:eastAsia="zh-CN" w:bidi="ar-SA"/>
-        </w:rPr>
-        <w:footnoteRef/>
-      </w:r>
-      <w:r>
-        <w:rPr>
-          <w:rFonts w:asciiTheme="minorEastAsia" w:hAnsiTheme="minorEastAsia" w:eastAsiaTheme="minorEastAsia" w:cstheme="minorBidi"/>
-          <w:kern w:val="2"/>
-          <w:sz w:val="21"/>
-          <w:szCs w:val="21"/>
-          <w:lang w:val="en-US" w:eastAsia="zh-CN" w:bidi="ar-SA"/>
-        </w:rPr>
-        <w:t xml:space="preserve">刘邦（公元前256—前195年），沛县丰邑（今江苏徐州丰县）人，西汉开国皇帝，庙号太祖，谥号高皇帝，史称汉高祖。</w:t>
-      </w:r>
-    </w:p>
-  </w:footnote>
-  <w:footnote w:id="27">
-    <w:p>
-      <w:pPr>
-        <w:rPr>
-          <w:rFonts w:asciiTheme="minorEastAsia" w:hAnsiTheme="minorEastAsia" w:eastAsiaTheme="minorEastAsia" w:cstheme="minorBidi"/>
-          <w:kern w:val="2"/>
-          <w:sz w:val="21"/>
-          <w:szCs w:val="21"/>
-          <w:lang w:val="en-US" w:eastAsia="zh-CN" w:bidi="ar-SA"/>
-        </w:rPr>
-      </w:pPr>
-      <w:r>
-        <w:rPr>
-          <w:rFonts w:asciiTheme="minorEastAsia" w:hAnsiTheme="minorEastAsia" w:eastAsiaTheme="minorEastAsia" w:cstheme="minorBidi"/>
-          <w:kern w:val="2"/>
-          <w:sz w:val="21"/>
-          <w:szCs w:val="21"/>
-          <w:lang w:val="en-US" w:eastAsia="zh-CN" w:bidi="ar-SA"/>
-        </w:rPr>
-        <w:footnoteRef/>
-      </w:r>
-      <w:r>
-        <w:rPr>
-          <w:rFonts w:asciiTheme="minorEastAsia" w:hAnsiTheme="minorEastAsia" w:eastAsiaTheme="minorEastAsia" w:cstheme="minorBidi"/>
-          <w:kern w:val="2"/>
-          <w:sz w:val="21"/>
-          <w:szCs w:val="21"/>
-          <w:lang w:val="en-US" w:eastAsia="zh-CN" w:bidi="ar-SA"/>
-        </w:rPr>
-        <w:t xml:space="preserve">项羽（公元前232—前202年），名籍，下相（今江苏宿迁）人。自号西楚霸王。在楚汉战争中兵败垓下，自刎乌江。</w:t>
-      </w:r>
-    </w:p>
-  </w:footnote>
-  <w:footnote w:id="28">
-    <w:p>
-      <w:pPr>
-        <w:rPr>
-          <w:rFonts w:asciiTheme="minorEastAsia" w:hAnsiTheme="minorEastAsia" w:eastAsiaTheme="minorEastAsia" w:cstheme="minorBidi"/>
-          <w:kern w:val="2"/>
-          <w:sz w:val="21"/>
-          <w:szCs w:val="21"/>
-          <w:lang w:val="en-US" w:eastAsia="zh-CN" w:bidi="ar-SA"/>
-        </w:rPr>
-      </w:pPr>
-      <w:r>
-        <w:rPr>
-          <w:rFonts w:asciiTheme="minorEastAsia" w:hAnsiTheme="minorEastAsia" w:eastAsiaTheme="minorEastAsia" w:cstheme="minorBidi"/>
-          <w:kern w:val="2"/>
-          <w:sz w:val="21"/>
-          <w:szCs w:val="21"/>
-          <w:lang w:val="en-US" w:eastAsia="zh-CN" w:bidi="ar-SA"/>
-        </w:rPr>
-        <w:footnoteRef/>
-      </w:r>
-      <w:r>
-        <w:rPr>
-          <w:rFonts w:asciiTheme="minorEastAsia" w:hAnsiTheme="minorEastAsia" w:eastAsiaTheme="minorEastAsia" w:cstheme="minorBidi"/>
-          <w:kern w:val="2"/>
-          <w:sz w:val="21"/>
-          <w:szCs w:val="21"/>
-          <w:lang w:val="en-US" w:eastAsia="zh-CN" w:bidi="ar-SA"/>
-        </w:rPr>
-        <w:t xml:space="preserve">张良（？—前186年），字子房，西汉开国功臣，与韩信、萧何并称“汉初三杰”。曾在下邳圯桥遇黄石公，得授《太公兵法》。</w:t>
-      </w:r>
-    </w:p>
-  </w:footnote>
-  <w:footnote w:id="29">
-    <w:p>
-      <w:pPr>
-        <w:rPr>
-          <w:rFonts w:asciiTheme="minorEastAsia" w:hAnsiTheme="minorEastAsia" w:eastAsiaTheme="minorEastAsia" w:cstheme="minorBidi"/>
-          <w:kern w:val="2"/>
-          <w:sz w:val="21"/>
-          <w:szCs w:val="21"/>
-          <w:lang w:val="en-US" w:eastAsia="zh-CN" w:bidi="ar-SA"/>
-        </w:rPr>
-      </w:pPr>
-      <w:r>
-        <w:rPr>
-          <w:rFonts w:asciiTheme="minorEastAsia" w:hAnsiTheme="minorEastAsia" w:eastAsiaTheme="minorEastAsia" w:cstheme="minorBidi"/>
-          <w:kern w:val="2"/>
-          <w:sz w:val="21"/>
-          <w:szCs w:val="21"/>
-          <w:lang w:val="en-US" w:eastAsia="zh-CN" w:bidi="ar-SA"/>
-        </w:rPr>
-        <w:footnoteRef/>
-      </w:r>
-      <w:r>
-        <w:rPr>
-          <w:rFonts w:asciiTheme="minorEastAsia" w:hAnsiTheme="minorEastAsia" w:eastAsiaTheme="minorEastAsia" w:cstheme="minorBidi"/>
-          <w:kern w:val="2"/>
-          <w:sz w:val="21"/>
-          <w:szCs w:val="21"/>
-          <w:lang w:val="en-US" w:eastAsia="zh-CN" w:bidi="ar-SA"/>
-        </w:rPr>
-        <w:t xml:space="preserve">韩信（？—前196年），淮阴（今江苏淮安）人。西汉开国功臣，“汉初三杰”之一。善用兵，被后世誉为“兵仙”。楚汉战争中以“十面埋伏”之计围困项羽于垓下。</w:t>
-      </w:r>
-    </w:p>
-  </w:footnote>
-  <w:footnote w:id="30">
-    <w:p>
-      <w:pPr>
-        <w:rPr>
-          <w:rFonts w:asciiTheme="minorEastAsia" w:hAnsiTheme="minorEastAsia" w:eastAsiaTheme="minorEastAsia" w:cstheme="minorBidi"/>
-          <w:kern w:val="2"/>
-          <w:sz w:val="21"/>
-          <w:szCs w:val="21"/>
-          <w:lang w:val="en-US" w:eastAsia="zh-CN" w:bidi="ar-SA"/>
-        </w:rPr>
-      </w:pPr>
-      <w:r>
-        <w:rPr>
-          <w:rFonts w:asciiTheme="minorEastAsia" w:hAnsiTheme="minorEastAsia" w:eastAsiaTheme="minorEastAsia" w:cstheme="minorBidi"/>
-          <w:kern w:val="2"/>
-          <w:sz w:val="21"/>
-          <w:szCs w:val="21"/>
-          <w:lang w:val="en-US" w:eastAsia="zh-CN" w:bidi="ar-SA"/>
-        </w:rPr>
-        <w:footnoteRef/>
-      </w:r>
-      <w:r>
-        <w:rPr>
-          <w:rFonts w:asciiTheme="minorEastAsia" w:hAnsiTheme="minorEastAsia" w:eastAsiaTheme="minorEastAsia" w:cstheme="minorBidi"/>
-          <w:kern w:val="2"/>
-          <w:sz w:val="21"/>
-          <w:szCs w:val="21"/>
-          <w:lang w:val="en-US" w:eastAsia="zh-CN" w:bidi="ar-SA"/>
-        </w:rPr>
-        <w:t xml:space="preserve">萧何（？—前193年），沛县丰邑人，西汉开国功臣，“汉初三杰”之一。汉初任丞相，制定律令制度。</w:t>
-      </w:r>
-    </w:p>
-  </w:footnote>
-  <w:footnote w:id="31">
-    <w:p>
-      <w:pPr>
-        <w:rPr>
-          <w:rFonts w:asciiTheme="minorEastAsia" w:hAnsiTheme="minorEastAsia" w:eastAsiaTheme="minorEastAsia" w:cstheme="minorBidi"/>
-          <w:kern w:val="2"/>
-          <w:sz w:val="21"/>
-          <w:szCs w:val="21"/>
-          <w:lang w:val="en-US" w:eastAsia="zh-CN" w:bidi="ar-SA"/>
-        </w:rPr>
-      </w:pPr>
-      <w:r>
-        <w:rPr>
-          <w:rFonts w:asciiTheme="minorEastAsia" w:hAnsiTheme="minorEastAsia" w:eastAsiaTheme="minorEastAsia" w:cstheme="minorBidi"/>
-          <w:kern w:val="2"/>
-          <w:sz w:val="21"/>
-          <w:szCs w:val="21"/>
-          <w:lang w:val="en-US" w:eastAsia="zh-CN" w:bidi="ar-SA"/>
-        </w:rPr>
-        <w:footnoteRef/>
-      </w:r>
-      <w:r>
-        <w:rPr>
-          <w:rFonts w:asciiTheme="minorEastAsia" w:hAnsiTheme="minorEastAsia" w:eastAsiaTheme="minorEastAsia" w:cstheme="minorBidi"/>
-          <w:kern w:val="2"/>
-          <w:sz w:val="21"/>
-          <w:szCs w:val="21"/>
-          <w:lang w:val="en-US" w:eastAsia="zh-CN" w:bidi="ar-SA"/>
-        </w:rPr>
-        <w:t xml:space="preserve">约法三章，公元前206年刘邦率军攻入咸阳后，与关中百姓“约法三章”：“杀人者死，伤人及盗抵罪”。此举深得民心。</w:t>
-      </w:r>
-    </w:p>
-  </w:footnote>
-  <w:footnote w:id="32">
-    <w:p>
-      <w:pPr>
-        <w:rPr>
-          <w:rFonts w:asciiTheme="minorEastAsia" w:hAnsiTheme="minorEastAsia" w:eastAsiaTheme="minorEastAsia" w:cstheme="minorBidi"/>
-          <w:kern w:val="2"/>
-          <w:sz w:val="21"/>
-          <w:szCs w:val="21"/>
-          <w:lang w:val="en-US" w:eastAsia="zh-CN" w:bidi="ar-SA"/>
-        </w:rPr>
-      </w:pPr>
-      <w:r>
-        <w:rPr>
-          <w:rFonts w:asciiTheme="minorEastAsia" w:hAnsiTheme="minorEastAsia" w:eastAsiaTheme="minorEastAsia" w:cstheme="minorBidi"/>
-          <w:kern w:val="2"/>
-          <w:sz w:val="21"/>
-          <w:szCs w:val="21"/>
-          <w:lang w:val="en-US" w:eastAsia="zh-CN" w:bidi="ar-SA"/>
-        </w:rPr>
-        <w:footnoteRef/>
-      </w:r>
-      <w:r>
-        <w:rPr>
-          <w:rFonts w:asciiTheme="minorEastAsia" w:hAnsiTheme="minorEastAsia" w:eastAsiaTheme="minorEastAsia" w:cstheme="minorBidi"/>
-          <w:kern w:val="2"/>
-          <w:sz w:val="21"/>
-          <w:szCs w:val="21"/>
-          <w:lang w:val="en-US" w:eastAsia="zh-CN" w:bidi="ar-SA"/>
-        </w:rPr>
-        <w:t xml:space="preserve">司马迁（公元前145—前86年？），字子长，夏阳（今陕西韩城）人。西汉著名史学家，著有中国第一部纪传体通史《史记》。</w:t>
-      </w:r>
-    </w:p>
-  </w:footnote>
-  <w:footnote w:id="33">
-    <w:p>
-      <w:pPr>
-        <w:rPr>
-          <w:rFonts w:asciiTheme="minorEastAsia" w:hAnsiTheme="minorEastAsia" w:eastAsiaTheme="minorEastAsia" w:cstheme="minorBidi"/>
-          <w:kern w:val="2"/>
-          <w:sz w:val="21"/>
-          <w:szCs w:val="21"/>
-          <w:lang w:val="en-US" w:eastAsia="zh-CN" w:bidi="ar-SA"/>
-        </w:rPr>
-      </w:pPr>
-      <w:r>
-        <w:rPr>
-          <w:rFonts w:asciiTheme="minorEastAsia" w:hAnsiTheme="minorEastAsia" w:eastAsiaTheme="minorEastAsia" w:cstheme="minorBidi"/>
-          <w:kern w:val="2"/>
-          <w:sz w:val="21"/>
-          <w:szCs w:val="21"/>
-          <w:lang w:val="en-US" w:eastAsia="zh-CN" w:bidi="ar-SA"/>
-        </w:rPr>
-        <w:footnoteRef/>
+          <w:rStyle w:val="FootnoteReference"/>
+        </w:rPr>
+        <w:t>[26]</w:t>
       </w:r>
       <w:r>
         <w:rPr>
